--- a/testakten/private-equity-buyout-schuldschein-npl-heidelberg/03-datenraumindex.docx
+++ b/testakten/private-equity-buyout-schuldschein-npl-heidelberg/03-datenraumindex.docx
@@ -4,143 +4,2490 @@
   <w:body>
     <w:p>
       <w:pPr>
-        <w:pStyle w:val="Heading1"/>
+        <w:jc w:val="center"/>
       </w:pPr>
       <w:r>
         <w:rPr>
-          <w:rFonts w:ascii="Times New Roman" w:hAnsi="Times New Roman"/>
+          <w:b/>
+          <w:color w:val="23364D"/>
+          <w:sz w:val="30"/>
         </w:rPr>
-        <w:t>Datenraumindex — Auszug</w:t>
+        <w:t>RHEINTOR CAPITAL PARTNERS GMBH</w:t>
       </w:r>
     </w:p>
     <w:p>
       <w:pPr>
-        <w:pStyle w:val="ListNumber"/>
+        <w:jc w:val="center"/>
       </w:pPr>
       <w:r>
-        <w:t>Corporate</w:t>
+        <w:rPr>
+          <w:sz w:val="18"/>
+        </w:rPr>
+        <w:t>Projekt Nachtfalter | Virtueller Datenraum</w:t>
       </w:r>
     </w:p>
     <w:p>
       <w:pPr>
-        <w:pStyle w:val="ListNumber"/>
+        <w:jc w:val="center"/>
       </w:pPr>
       <w:r>
-        <w:t>Finance</w:t>
+        <w:rPr>
+          <w:sz w:val="17"/>
+        </w:rPr>
+        <w:t>Bockenheimer Landstraße 51 | 60325 Frankfurt am Main | Telefon 069 247118-0 | dealteam@rheintor-capital.de</w:t>
       </w:r>
     </w:p>
     <w:p>
       <w:pPr>
-        <w:pStyle w:val="ListBullet"/>
+        <w:pStyle w:val="Title"/>
       </w:pPr>
       <w:r>
-        <w:t>Schuldscheinbedingungen 2022</w:t>
+        <w:t>Datenraumindex und Zugriffsprotokoll</w:t>
+      </w:r>
+    </w:p>
+    <w:tbl>
+      <w:tblPr>
+        <w:tblStyle w:val="TableGrid"/>
+        <w:tblW w:type="auto" w:w="0"/>
+        <w:jc w:val="center"/>
+        <w:tblLayout w:type="fixed"/>
+        <w:tblLook w:firstColumn="1" w:firstRow="1" w:lastColumn="0" w:lastRow="0" w:noHBand="0" w:noVBand="1" w:val="04A0"/>
+      </w:tblPr>
+      <w:tblGrid>
+        <w:gridCol w:w="4762"/>
+        <w:gridCol w:w="4762"/>
+      </w:tblGrid>
+      <w:tr>
+        <w:trPr>
+          <w:cantSplit/>
+        </w:trPr>
+        <w:tc>
+          <w:tcPr>
+            <w:tcW w:type="dxa" w:w="2494"/>
+            <w:vAlign w:val="top"/>
+            <w:tcMar>
+              <w:top w:w="90" w:type="dxa"/>
+              <w:start w:w="90" w:type="dxa"/>
+              <w:bottom w:w="90" w:type="dxa"/>
+              <w:end w:w="90" w:type="dxa"/>
+            </w:tcMar>
+          </w:tcPr>
+          <w:p>
+            <w:r>
+              <w:rPr>
+                <w:rFonts w:ascii="Times New Roman" w:hAnsi="Times New Roman"/>
+                <w:b/>
+                <w:sz w:val="19"/>
+              </w:rPr>
+              <w:t>Datenraum</w:t>
+            </w:r>
+          </w:p>
+        </w:tc>
+        <w:tc>
+          <w:tcPr>
+            <w:tcW w:type="dxa" w:w="6463"/>
+            <w:vAlign w:val="top"/>
+            <w:tcMar>
+              <w:top w:w="90" w:type="dxa"/>
+              <w:start w:w="90" w:type="dxa"/>
+              <w:bottom w:w="90" w:type="dxa"/>
+              <w:end w:w="90" w:type="dxa"/>
+            </w:tcMar>
+          </w:tcPr>
+          <w:p>
+            <w:r>
+              <w:rPr>
+                <w:rFonts w:ascii="Times New Roman" w:hAnsi="Times New Roman"/>
+                <w:sz w:val="19"/>
+              </w:rPr>
+              <w:t>Nachtfalter_HPT_2026, Instanz 04</w:t>
+            </w:r>
+          </w:p>
+        </w:tc>
+      </w:tr>
+      <w:tr>
+        <w:trPr>
+          <w:cantSplit/>
+        </w:trPr>
+        <w:tc>
+          <w:tcPr>
+            <w:tcW w:type="dxa" w:w="2494"/>
+            <w:vAlign w:val="top"/>
+            <w:tcMar>
+              <w:top w:w="90" w:type="dxa"/>
+              <w:start w:w="90" w:type="dxa"/>
+              <w:bottom w:w="90" w:type="dxa"/>
+              <w:end w:w="90" w:type="dxa"/>
+            </w:tcMar>
+          </w:tcPr>
+          <w:p>
+            <w:r>
+              <w:rPr>
+                <w:rFonts w:ascii="Times New Roman" w:hAnsi="Times New Roman"/>
+                <w:b/>
+                <w:sz w:val="19"/>
+              </w:rPr>
+              <w:t>Indexstand</w:t>
+            </w:r>
+          </w:p>
+        </w:tc>
+        <w:tc>
+          <w:tcPr>
+            <w:tcW w:type="dxa" w:w="6463"/>
+            <w:vAlign w:val="top"/>
+            <w:tcMar>
+              <w:top w:w="90" w:type="dxa"/>
+              <w:start w:w="90" w:type="dxa"/>
+              <w:bottom w:w="90" w:type="dxa"/>
+              <w:end w:w="90" w:type="dxa"/>
+            </w:tcMar>
+          </w:tcPr>
+          <w:p>
+            <w:r>
+              <w:rPr>
+                <w:rFonts w:ascii="Times New Roman" w:hAnsi="Times New Roman"/>
+                <w:sz w:val="19"/>
+              </w:rPr>
+              <w:t>18. Mai 2026, 07:35 Uhr</w:t>
+            </w:r>
+          </w:p>
+        </w:tc>
+      </w:tr>
+      <w:tr>
+        <w:trPr>
+          <w:cantSplit/>
+        </w:trPr>
+        <w:tc>
+          <w:tcPr>
+            <w:tcW w:type="dxa" w:w="2494"/>
+            <w:vAlign w:val="top"/>
+            <w:tcMar>
+              <w:top w:w="90" w:type="dxa"/>
+              <w:start w:w="90" w:type="dxa"/>
+              <w:bottom w:w="90" w:type="dxa"/>
+              <w:end w:w="90" w:type="dxa"/>
+            </w:tcMar>
+          </w:tcPr>
+          <w:p>
+            <w:r>
+              <w:rPr>
+                <w:rFonts w:ascii="Times New Roman" w:hAnsi="Times New Roman"/>
+                <w:b/>
+                <w:sz w:val="19"/>
+              </w:rPr>
+              <w:t>Export durch</w:t>
+            </w:r>
+          </w:p>
+        </w:tc>
+        <w:tc>
+          <w:tcPr>
+            <w:tcW w:type="dxa" w:w="6463"/>
+            <w:vAlign w:val="top"/>
+            <w:tcMar>
+              <w:top w:w="90" w:type="dxa"/>
+              <w:start w:w="90" w:type="dxa"/>
+              <w:bottom w:w="90" w:type="dxa"/>
+              <w:end w:w="90" w:type="dxa"/>
+            </w:tcMar>
+          </w:tcPr>
+          <w:p>
+            <w:r>
+              <w:rPr>
+                <w:rFonts w:ascii="Times New Roman" w:hAnsi="Times New Roman"/>
+                <w:sz w:val="19"/>
+              </w:rPr>
+              <w:t>Miriam Kolb, Transaction Services</w:t>
+            </w:r>
+          </w:p>
+        </w:tc>
+      </w:tr>
+      <w:tr>
+        <w:trPr>
+          <w:cantSplit/>
+        </w:trPr>
+        <w:tc>
+          <w:tcPr>
+            <w:tcW w:type="dxa" w:w="2494"/>
+            <w:vAlign w:val="top"/>
+            <w:tcMar>
+              <w:top w:w="90" w:type="dxa"/>
+              <w:start w:w="90" w:type="dxa"/>
+              <w:bottom w:w="90" w:type="dxa"/>
+              <w:end w:w="90" w:type="dxa"/>
+            </w:tcMar>
+          </w:tcPr>
+          <w:p>
+            <w:r>
+              <w:rPr>
+                <w:rFonts w:ascii="Times New Roman" w:hAnsi="Times New Roman"/>
+                <w:b/>
+                <w:sz w:val="19"/>
+              </w:rPr>
+              <w:t>Zugriffsgruppe</w:t>
+            </w:r>
+          </w:p>
+        </w:tc>
+        <w:tc>
+          <w:tcPr>
+            <w:tcW w:type="dxa" w:w="6463"/>
+            <w:vAlign w:val="top"/>
+            <w:tcMar>
+              <w:top w:w="90" w:type="dxa"/>
+              <w:start w:w="90" w:type="dxa"/>
+              <w:bottom w:w="90" w:type="dxa"/>
+              <w:end w:w="90" w:type="dxa"/>
+            </w:tcMar>
+          </w:tcPr>
+          <w:p>
+            <w:r>
+              <w:rPr>
+                <w:rFonts w:ascii="Times New Roman" w:hAnsi="Times New Roman"/>
+                <w:sz w:val="19"/>
+              </w:rPr>
+              <w:t>Rheintor Buyout Team, externe Beratergruppen Banking, Tax und Legal</w:t>
+            </w:r>
+          </w:p>
+        </w:tc>
+      </w:tr>
+      <w:tr>
+        <w:trPr>
+          <w:cantSplit/>
+        </w:trPr>
+        <w:tc>
+          <w:tcPr>
+            <w:tcW w:type="dxa" w:w="2494"/>
+            <w:vAlign w:val="top"/>
+            <w:tcMar>
+              <w:top w:w="90" w:type="dxa"/>
+              <w:start w:w="90" w:type="dxa"/>
+              <w:bottom w:w="90" w:type="dxa"/>
+              <w:end w:w="90" w:type="dxa"/>
+            </w:tcMar>
+          </w:tcPr>
+          <w:p>
+            <w:r>
+              <w:rPr>
+                <w:rFonts w:ascii="Times New Roman" w:hAnsi="Times New Roman"/>
+                <w:b/>
+                <w:sz w:val="19"/>
+              </w:rPr>
+              <w:t>Dokumentzahl</w:t>
+            </w:r>
+          </w:p>
+        </w:tc>
+        <w:tc>
+          <w:tcPr>
+            <w:tcW w:type="dxa" w:w="6463"/>
+            <w:vAlign w:val="top"/>
+            <w:tcMar>
+              <w:top w:w="90" w:type="dxa"/>
+              <w:start w:w="90" w:type="dxa"/>
+              <w:bottom w:w="90" w:type="dxa"/>
+              <w:end w:w="90" w:type="dxa"/>
+            </w:tcMar>
+          </w:tcPr>
+          <w:p>
+            <w:r>
+              <w:rPr>
+                <w:rFonts w:ascii="Times New Roman" w:hAnsi="Times New Roman"/>
+                <w:sz w:val="19"/>
+              </w:rPr>
+              <w:t>482 Dateien in 17 Hauptordnern</w:t>
+            </w:r>
+          </w:p>
+        </w:tc>
+      </w:tr>
+      <w:tr>
+        <w:trPr>
+          <w:cantSplit/>
+        </w:trPr>
+        <w:tc>
+          <w:tcPr>
+            <w:tcW w:type="dxa" w:w="2494"/>
+            <w:vAlign w:val="top"/>
+            <w:tcMar>
+              <w:top w:w="90" w:type="dxa"/>
+              <w:start w:w="90" w:type="dxa"/>
+              <w:bottom w:w="90" w:type="dxa"/>
+              <w:end w:w="90" w:type="dxa"/>
+            </w:tcMar>
+          </w:tcPr>
+          <w:p>
+            <w:r>
+              <w:rPr>
+                <w:rFonts w:ascii="Times New Roman" w:hAnsi="Times New Roman"/>
+                <w:b/>
+                <w:sz w:val="19"/>
+              </w:rPr>
+              <w:t>Letzter Upload</w:t>
+            </w:r>
+          </w:p>
+        </w:tc>
+        <w:tc>
+          <w:tcPr>
+            <w:tcW w:type="dxa" w:w="6463"/>
+            <w:vAlign w:val="top"/>
+            <w:tcMar>
+              <w:top w:w="90" w:type="dxa"/>
+              <w:start w:w="90" w:type="dxa"/>
+              <w:bottom w:w="90" w:type="dxa"/>
+              <w:end w:w="90" w:type="dxa"/>
+            </w:tcMar>
+          </w:tcPr>
+          <w:p>
+            <w:r>
+              <w:rPr>
+                <w:rFonts w:ascii="Times New Roman" w:hAnsi="Times New Roman"/>
+                <w:sz w:val="19"/>
+              </w:rPr>
+              <w:t>18. Mai 2026, 06:58 Uhr, Ordner 07.04 Kundenfinanzierung</w:t>
+            </w:r>
+          </w:p>
+        </w:tc>
+      </w:tr>
+    </w:tbl>
+    <w:p/>
+    <w:p>
+      <w:pPr>
+        <w:pStyle w:val="Heading1"/>
+      </w:pPr>
+      <w:r>
+        <w:t>1. Ordner- und Dokumentenstand</w:t>
+      </w:r>
+    </w:p>
+    <w:tbl>
+      <w:tblPr>
+        <w:tblStyle w:val="TableGrid"/>
+        <w:tblW w:type="auto" w:w="0"/>
+        <w:jc w:val="center"/>
+        <w:tblLayout w:type="fixed"/>
+        <w:tblLook w:firstColumn="1" w:firstRow="1" w:lastColumn="0" w:lastRow="0" w:noHBand="0" w:noVBand="1" w:val="04A0"/>
+      </w:tblPr>
+      <w:tblGrid>
+        <w:gridCol w:w="1905"/>
+        <w:gridCol w:w="1905"/>
+        <w:gridCol w:w="1905"/>
+        <w:gridCol w:w="1905"/>
+        <w:gridCol w:w="1905"/>
+      </w:tblGrid>
+      <w:tr>
+        <w:trPr>
+          <w:tblHeader w:val="true"/>
+        </w:trPr>
+        <w:tc>
+          <w:tcPr>
+            <w:tcW w:type="dxa" w:w="1191"/>
+            <w:vAlign w:val="center"/>
+            <w:shd w:fill="DCE6EC"/>
+            <w:tcMar>
+              <w:top w:w="70" w:type="dxa"/>
+              <w:start w:w="70" w:type="dxa"/>
+              <w:bottom w:w="70" w:type="dxa"/>
+              <w:end w:w="70" w:type="dxa"/>
+            </w:tcMar>
+          </w:tcPr>
+          <w:p>
+            <w:r>
+              <w:rPr>
+                <w:rFonts w:ascii="Times New Roman" w:hAnsi="Times New Roman"/>
+                <w:b/>
+                <w:sz w:val="17"/>
+              </w:rPr>
+              <w:t>Ordner</w:t>
+            </w:r>
+          </w:p>
+        </w:tc>
+        <w:tc>
+          <w:tcPr>
+            <w:tcW w:type="dxa" w:w="2835"/>
+            <w:vAlign w:val="center"/>
+            <w:shd w:fill="DCE6EC"/>
+            <w:tcMar>
+              <w:top w:w="70" w:type="dxa"/>
+              <w:start w:w="70" w:type="dxa"/>
+              <w:bottom w:w="70" w:type="dxa"/>
+              <w:end w:w="70" w:type="dxa"/>
+            </w:tcMar>
+          </w:tcPr>
+          <w:p>
+            <w:r>
+              <w:rPr>
+                <w:rFonts w:ascii="Times New Roman" w:hAnsi="Times New Roman"/>
+                <w:b/>
+                <w:sz w:val="17"/>
+              </w:rPr>
+              <w:t>Inhalt</w:t>
+            </w:r>
+          </w:p>
+        </w:tc>
+        <w:tc>
+          <w:tcPr>
+            <w:tcW w:type="dxa" w:w="737"/>
+            <w:vAlign w:val="center"/>
+            <w:shd w:fill="DCE6EC"/>
+            <w:tcMar>
+              <w:top w:w="70" w:type="dxa"/>
+              <w:start w:w="70" w:type="dxa"/>
+              <w:bottom w:w="70" w:type="dxa"/>
+              <w:end w:w="70" w:type="dxa"/>
+            </w:tcMar>
+          </w:tcPr>
+          <w:p>
+            <w:r>
+              <w:rPr>
+                <w:rFonts w:ascii="Times New Roman" w:hAnsi="Times New Roman"/>
+                <w:b/>
+                <w:sz w:val="17"/>
+              </w:rPr>
+              <w:t>Dateien</w:t>
+            </w:r>
+          </w:p>
+        </w:tc>
+        <w:tc>
+          <w:tcPr>
+            <w:tcW w:type="dxa" w:w="850"/>
+            <w:vAlign w:val="center"/>
+            <w:shd w:fill="DCE6EC"/>
+            <w:tcMar>
+              <w:top w:w="70" w:type="dxa"/>
+              <w:start w:w="70" w:type="dxa"/>
+              <w:bottom w:w="70" w:type="dxa"/>
+              <w:end w:w="70" w:type="dxa"/>
+            </w:tcMar>
+          </w:tcPr>
+          <w:p>
+            <w:r>
+              <w:rPr>
+                <w:rFonts w:ascii="Times New Roman" w:hAnsi="Times New Roman"/>
+                <w:b/>
+                <w:sz w:val="17"/>
+              </w:rPr>
+              <w:t>Stand</w:t>
+            </w:r>
+          </w:p>
+        </w:tc>
+        <w:tc>
+          <w:tcPr>
+            <w:tcW w:type="dxa" w:w="3798"/>
+            <w:vAlign w:val="center"/>
+            <w:shd w:fill="DCE6EC"/>
+            <w:tcMar>
+              <w:top w:w="70" w:type="dxa"/>
+              <w:start w:w="70" w:type="dxa"/>
+              <w:bottom w:w="70" w:type="dxa"/>
+              <w:end w:w="70" w:type="dxa"/>
+            </w:tcMar>
+          </w:tcPr>
+          <w:p>
+            <w:r>
+              <w:rPr>
+                <w:rFonts w:ascii="Times New Roman" w:hAnsi="Times New Roman"/>
+                <w:b/>
+                <w:sz w:val="17"/>
+              </w:rPr>
+              <w:t>Hinweis des Uploaders</w:t>
+            </w:r>
+          </w:p>
+        </w:tc>
+      </w:tr>
+      <w:tr>
+        <w:trPr>
+          <w:cantSplit/>
+        </w:trPr>
+        <w:tc>
+          <w:tcPr>
+            <w:tcW w:type="dxa" w:w="1191"/>
+            <w:vAlign w:val="top"/>
+            <w:tcMar>
+              <w:top w:w="70" w:type="dxa"/>
+              <w:start w:w="70" w:type="dxa"/>
+              <w:bottom w:w="70" w:type="dxa"/>
+              <w:end w:w="70" w:type="dxa"/>
+            </w:tcMar>
+          </w:tcPr>
+          <w:p>
+            <w:r>
+              <w:rPr>
+                <w:rFonts w:ascii="Times New Roman" w:hAnsi="Times New Roman"/>
+                <w:sz w:val="17"/>
+              </w:rPr>
+              <w:t>01 Corporate</w:t>
+            </w:r>
+          </w:p>
+        </w:tc>
+        <w:tc>
+          <w:tcPr>
+            <w:tcW w:type="dxa" w:w="2835"/>
+            <w:vAlign w:val="top"/>
+            <w:tcMar>
+              <w:top w:w="70" w:type="dxa"/>
+              <w:start w:w="70" w:type="dxa"/>
+              <w:bottom w:w="70" w:type="dxa"/>
+              <w:end w:w="70" w:type="dxa"/>
+            </w:tcMar>
+          </w:tcPr>
+          <w:p>
+            <w:r>
+              <w:rPr>
+                <w:rFonts w:ascii="Times New Roman" w:hAnsi="Times New Roman"/>
+                <w:sz w:val="17"/>
+              </w:rPr>
+              <w:t>Satzung, Beteiligungen, Gesellschafterbeschlüsse</w:t>
+            </w:r>
+          </w:p>
+        </w:tc>
+        <w:tc>
+          <w:tcPr>
+            <w:tcW w:type="dxa" w:w="737"/>
+            <w:vAlign w:val="top"/>
+            <w:tcMar>
+              <w:top w:w="70" w:type="dxa"/>
+              <w:start w:w="70" w:type="dxa"/>
+              <w:bottom w:w="70" w:type="dxa"/>
+              <w:end w:w="70" w:type="dxa"/>
+            </w:tcMar>
+          </w:tcPr>
+          <w:p>
+            <w:r>
+              <w:rPr>
+                <w:rFonts w:ascii="Times New Roman" w:hAnsi="Times New Roman"/>
+                <w:sz w:val="17"/>
+              </w:rPr>
+              <w:t>46</w:t>
+            </w:r>
+          </w:p>
+        </w:tc>
+        <w:tc>
+          <w:tcPr>
+            <w:tcW w:type="dxa" w:w="850"/>
+            <w:vAlign w:val="top"/>
+            <w:tcMar>
+              <w:top w:w="70" w:type="dxa"/>
+              <w:start w:w="70" w:type="dxa"/>
+              <w:bottom w:w="70" w:type="dxa"/>
+              <w:end w:w="70" w:type="dxa"/>
+            </w:tcMar>
+          </w:tcPr>
+          <w:p>
+            <w:r>
+              <w:rPr>
+                <w:rFonts w:ascii="Times New Roman" w:hAnsi="Times New Roman"/>
+                <w:sz w:val="17"/>
+              </w:rPr>
+              <w:t>17.05.</w:t>
+            </w:r>
+          </w:p>
+        </w:tc>
+        <w:tc>
+          <w:tcPr>
+            <w:tcW w:type="dxa" w:w="3798"/>
+            <w:vAlign w:val="top"/>
+            <w:tcMar>
+              <w:top w:w="70" w:type="dxa"/>
+              <w:start w:w="70" w:type="dxa"/>
+              <w:bottom w:w="70" w:type="dxa"/>
+              <w:end w:w="70" w:type="dxa"/>
+            </w:tcMar>
+          </w:tcPr>
+          <w:p>
+            <w:r>
+              <w:rPr>
+                <w:rFonts w:ascii="Times New Roman" w:hAnsi="Times New Roman"/>
+                <w:sz w:val="17"/>
+              </w:rPr>
+              <w:t>Liste Tochtergesellschaften noch ohne Polen-Niederlassung</w:t>
+            </w:r>
+          </w:p>
+        </w:tc>
+      </w:tr>
+      <w:tr>
+        <w:trPr>
+          <w:cantSplit/>
+        </w:trPr>
+        <w:tc>
+          <w:tcPr>
+            <w:tcW w:type="dxa" w:w="1191"/>
+            <w:vAlign w:val="top"/>
+            <w:tcMar>
+              <w:top w:w="70" w:type="dxa"/>
+              <w:start w:w="70" w:type="dxa"/>
+              <w:bottom w:w="70" w:type="dxa"/>
+              <w:end w:w="70" w:type="dxa"/>
+            </w:tcMar>
+          </w:tcPr>
+          <w:p>
+            <w:r>
+              <w:rPr>
+                <w:rFonts w:ascii="Times New Roman" w:hAnsi="Times New Roman"/>
+                <w:sz w:val="17"/>
+              </w:rPr>
+              <w:t>02 Finance</w:t>
+            </w:r>
+          </w:p>
+        </w:tc>
+        <w:tc>
+          <w:tcPr>
+            <w:tcW w:type="dxa" w:w="2835"/>
+            <w:vAlign w:val="top"/>
+            <w:tcMar>
+              <w:top w:w="70" w:type="dxa"/>
+              <w:start w:w="70" w:type="dxa"/>
+              <w:bottom w:w="70" w:type="dxa"/>
+              <w:end w:w="70" w:type="dxa"/>
+            </w:tcMar>
+          </w:tcPr>
+          <w:p>
+            <w:r>
+              <w:rPr>
+                <w:rFonts w:ascii="Times New Roman" w:hAnsi="Times New Roman"/>
+                <w:sz w:val="17"/>
+              </w:rPr>
+              <w:t>Jahresabschlüsse, BWA, Schuldschein 2022, Zahlstellenpost</w:t>
+            </w:r>
+          </w:p>
+        </w:tc>
+        <w:tc>
+          <w:tcPr>
+            <w:tcW w:type="dxa" w:w="737"/>
+            <w:vAlign w:val="top"/>
+            <w:tcMar>
+              <w:top w:w="70" w:type="dxa"/>
+              <w:start w:w="70" w:type="dxa"/>
+              <w:bottom w:w="70" w:type="dxa"/>
+              <w:end w:w="70" w:type="dxa"/>
+            </w:tcMar>
+          </w:tcPr>
+          <w:p>
+            <w:r>
+              <w:rPr>
+                <w:rFonts w:ascii="Times New Roman" w:hAnsi="Times New Roman"/>
+                <w:sz w:val="17"/>
+              </w:rPr>
+              <w:t>81</w:t>
+            </w:r>
+          </w:p>
+        </w:tc>
+        <w:tc>
+          <w:tcPr>
+            <w:tcW w:type="dxa" w:w="850"/>
+            <w:vAlign w:val="top"/>
+            <w:tcMar>
+              <w:top w:w="70" w:type="dxa"/>
+              <w:start w:w="70" w:type="dxa"/>
+              <w:bottom w:w="70" w:type="dxa"/>
+              <w:end w:w="70" w:type="dxa"/>
+            </w:tcMar>
+          </w:tcPr>
+          <w:p>
+            <w:r>
+              <w:rPr>
+                <w:rFonts w:ascii="Times New Roman" w:hAnsi="Times New Roman"/>
+                <w:sz w:val="17"/>
+              </w:rPr>
+              <w:t>18.05.</w:t>
+            </w:r>
+          </w:p>
+        </w:tc>
+        <w:tc>
+          <w:tcPr>
+            <w:tcW w:type="dxa" w:w="3798"/>
+            <w:vAlign w:val="top"/>
+            <w:tcMar>
+              <w:top w:w="70" w:type="dxa"/>
+              <w:start w:w="70" w:type="dxa"/>
+              <w:bottom w:w="70" w:type="dxa"/>
+              <w:end w:w="70" w:type="dxa"/>
+            </w:tcMar>
+          </w:tcPr>
+          <w:p>
+            <w:r>
+              <w:rPr>
+                <w:rFonts w:ascii="Times New Roman" w:hAnsi="Times New Roman"/>
+                <w:sz w:val="17"/>
+              </w:rPr>
+              <w:t>Consent-Matrix angekündigt</w:t>
+            </w:r>
+          </w:p>
+        </w:tc>
+      </w:tr>
+      <w:tr>
+        <w:trPr>
+          <w:cantSplit/>
+        </w:trPr>
+        <w:tc>
+          <w:tcPr>
+            <w:tcW w:type="dxa" w:w="1191"/>
+            <w:vAlign w:val="top"/>
+            <w:tcMar>
+              <w:top w:w="70" w:type="dxa"/>
+              <w:start w:w="70" w:type="dxa"/>
+              <w:bottom w:w="70" w:type="dxa"/>
+              <w:end w:w="70" w:type="dxa"/>
+            </w:tcMar>
+          </w:tcPr>
+          <w:p>
+            <w:r>
+              <w:rPr>
+                <w:rFonts w:ascii="Times New Roman" w:hAnsi="Times New Roman"/>
+                <w:sz w:val="17"/>
+              </w:rPr>
+              <w:t>03 Financing</w:t>
+            </w:r>
+          </w:p>
+        </w:tc>
+        <w:tc>
+          <w:tcPr>
+            <w:tcW w:type="dxa" w:w="2835"/>
+            <w:vAlign w:val="top"/>
+            <w:tcMar>
+              <w:top w:w="70" w:type="dxa"/>
+              <w:start w:w="70" w:type="dxa"/>
+              <w:bottom w:w="70" w:type="dxa"/>
+              <w:end w:w="70" w:type="dxa"/>
+            </w:tcMar>
+          </w:tcPr>
+          <w:p>
+            <w:r>
+              <w:rPr>
+                <w:rFonts w:ascii="Times New Roman" w:hAnsi="Times New Roman"/>
+                <w:sz w:val="17"/>
+              </w:rPr>
+              <w:t>LMA Facility, Sicherheiten, Covenants, Waiver</w:t>
+            </w:r>
+          </w:p>
+        </w:tc>
+        <w:tc>
+          <w:tcPr>
+            <w:tcW w:type="dxa" w:w="737"/>
+            <w:vAlign w:val="top"/>
+            <w:tcMar>
+              <w:top w:w="70" w:type="dxa"/>
+              <w:start w:w="70" w:type="dxa"/>
+              <w:bottom w:w="70" w:type="dxa"/>
+              <w:end w:w="70" w:type="dxa"/>
+            </w:tcMar>
+          </w:tcPr>
+          <w:p>
+            <w:r>
+              <w:rPr>
+                <w:rFonts w:ascii="Times New Roman" w:hAnsi="Times New Roman"/>
+                <w:sz w:val="17"/>
+              </w:rPr>
+              <w:t>54</w:t>
+            </w:r>
+          </w:p>
+        </w:tc>
+        <w:tc>
+          <w:tcPr>
+            <w:tcW w:type="dxa" w:w="850"/>
+            <w:vAlign w:val="top"/>
+            <w:tcMar>
+              <w:top w:w="70" w:type="dxa"/>
+              <w:start w:w="70" w:type="dxa"/>
+              <w:bottom w:w="70" w:type="dxa"/>
+              <w:end w:w="70" w:type="dxa"/>
+            </w:tcMar>
+          </w:tcPr>
+          <w:p>
+            <w:r>
+              <w:rPr>
+                <w:rFonts w:ascii="Times New Roman" w:hAnsi="Times New Roman"/>
+                <w:sz w:val="17"/>
+              </w:rPr>
+              <w:t>17.05.</w:t>
+            </w:r>
+          </w:p>
+        </w:tc>
+        <w:tc>
+          <w:tcPr>
+            <w:tcW w:type="dxa" w:w="3798"/>
+            <w:vAlign w:val="top"/>
+            <w:tcMar>
+              <w:top w:w="70" w:type="dxa"/>
+              <w:start w:w="70" w:type="dxa"/>
+              <w:bottom w:w="70" w:type="dxa"/>
+              <w:end w:w="70" w:type="dxa"/>
+            </w:tcMar>
+          </w:tcPr>
+          <w:p>
+            <w:r>
+              <w:rPr>
+                <w:rFonts w:ascii="Times New Roman" w:hAnsi="Times New Roman"/>
+                <w:sz w:val="17"/>
+              </w:rPr>
+              <w:t>Originale Unterschriftsseiten teilweise nur als Scan</w:t>
+            </w:r>
+          </w:p>
+        </w:tc>
+      </w:tr>
+      <w:tr>
+        <w:trPr>
+          <w:cantSplit/>
+        </w:trPr>
+        <w:tc>
+          <w:tcPr>
+            <w:tcW w:type="dxa" w:w="1191"/>
+            <w:vAlign w:val="top"/>
+            <w:tcMar>
+              <w:top w:w="70" w:type="dxa"/>
+              <w:start w:w="70" w:type="dxa"/>
+              <w:bottom w:w="70" w:type="dxa"/>
+              <w:end w:w="70" w:type="dxa"/>
+            </w:tcMar>
+          </w:tcPr>
+          <w:p>
+            <w:r>
+              <w:rPr>
+                <w:rFonts w:ascii="Times New Roman" w:hAnsi="Times New Roman"/>
+                <w:sz w:val="17"/>
+              </w:rPr>
+              <w:t>04 Commercial</w:t>
+            </w:r>
+          </w:p>
+        </w:tc>
+        <w:tc>
+          <w:tcPr>
+            <w:tcW w:type="dxa" w:w="2835"/>
+            <w:vAlign w:val="top"/>
+            <w:tcMar>
+              <w:top w:w="70" w:type="dxa"/>
+              <w:start w:w="70" w:type="dxa"/>
+              <w:bottom w:w="70" w:type="dxa"/>
+              <w:end w:w="70" w:type="dxa"/>
+            </w:tcMar>
+          </w:tcPr>
+          <w:p>
+            <w:r>
+              <w:rPr>
+                <w:rFonts w:ascii="Times New Roman" w:hAnsi="Times New Roman"/>
+                <w:sz w:val="17"/>
+              </w:rPr>
+              <w:t>Kundenverträge, Auftragsbestand, Preisanpassungen</w:t>
+            </w:r>
+          </w:p>
+        </w:tc>
+        <w:tc>
+          <w:tcPr>
+            <w:tcW w:type="dxa" w:w="737"/>
+            <w:vAlign w:val="top"/>
+            <w:tcMar>
+              <w:top w:w="70" w:type="dxa"/>
+              <w:start w:w="70" w:type="dxa"/>
+              <w:bottom w:w="70" w:type="dxa"/>
+              <w:end w:w="70" w:type="dxa"/>
+            </w:tcMar>
+          </w:tcPr>
+          <w:p>
+            <w:r>
+              <w:rPr>
+                <w:rFonts w:ascii="Times New Roman" w:hAnsi="Times New Roman"/>
+                <w:sz w:val="17"/>
+              </w:rPr>
+              <w:t>39</w:t>
+            </w:r>
+          </w:p>
+        </w:tc>
+        <w:tc>
+          <w:tcPr>
+            <w:tcW w:type="dxa" w:w="850"/>
+            <w:vAlign w:val="top"/>
+            <w:tcMar>
+              <w:top w:w="70" w:type="dxa"/>
+              <w:start w:w="70" w:type="dxa"/>
+              <w:bottom w:w="70" w:type="dxa"/>
+              <w:end w:w="70" w:type="dxa"/>
+            </w:tcMar>
+          </w:tcPr>
+          <w:p>
+            <w:r>
+              <w:rPr>
+                <w:rFonts w:ascii="Times New Roman" w:hAnsi="Times New Roman"/>
+                <w:sz w:val="17"/>
+              </w:rPr>
+              <w:t>16.05.</w:t>
+            </w:r>
+          </w:p>
+        </w:tc>
+        <w:tc>
+          <w:tcPr>
+            <w:tcW w:type="dxa" w:w="3798"/>
+            <w:vAlign w:val="top"/>
+            <w:tcMar>
+              <w:top w:w="70" w:type="dxa"/>
+              <w:start w:w="70" w:type="dxa"/>
+              <w:bottom w:w="70" w:type="dxa"/>
+              <w:end w:w="70" w:type="dxa"/>
+            </w:tcMar>
+          </w:tcPr>
+          <w:p>
+            <w:r>
+              <w:rPr>
+                <w:rFonts w:ascii="Times New Roman" w:hAnsi="Times New Roman"/>
+                <w:sz w:val="17"/>
+              </w:rPr>
+              <w:t>Top-20-Verträge vorhanden</w:t>
+            </w:r>
+          </w:p>
+        </w:tc>
+      </w:tr>
+      <w:tr>
+        <w:trPr>
+          <w:cantSplit/>
+        </w:trPr>
+        <w:tc>
+          <w:tcPr>
+            <w:tcW w:type="dxa" w:w="1191"/>
+            <w:vAlign w:val="top"/>
+            <w:tcMar>
+              <w:top w:w="70" w:type="dxa"/>
+              <w:start w:w="70" w:type="dxa"/>
+              <w:bottom w:w="70" w:type="dxa"/>
+              <w:end w:w="70" w:type="dxa"/>
+            </w:tcMar>
+          </w:tcPr>
+          <w:p>
+            <w:r>
+              <w:rPr>
+                <w:rFonts w:ascii="Times New Roman" w:hAnsi="Times New Roman"/>
+                <w:sz w:val="17"/>
+              </w:rPr>
+              <w:t>05 Legal</w:t>
+            </w:r>
+          </w:p>
+        </w:tc>
+        <w:tc>
+          <w:tcPr>
+            <w:tcW w:type="dxa" w:w="2835"/>
+            <w:vAlign w:val="top"/>
+            <w:tcMar>
+              <w:top w:w="70" w:type="dxa"/>
+              <w:start w:w="70" w:type="dxa"/>
+              <w:bottom w:w="70" w:type="dxa"/>
+              <w:end w:w="70" w:type="dxa"/>
+            </w:tcMar>
+          </w:tcPr>
+          <w:p>
+            <w:r>
+              <w:rPr>
+                <w:rFonts w:ascii="Times New Roman" w:hAnsi="Times New Roman"/>
+                <w:sz w:val="17"/>
+              </w:rPr>
+              <w:t>Wesentliche Verträge, Streitigkeiten, Vollmachten</w:t>
+            </w:r>
+          </w:p>
+        </w:tc>
+        <w:tc>
+          <w:tcPr>
+            <w:tcW w:type="dxa" w:w="737"/>
+            <w:vAlign w:val="top"/>
+            <w:tcMar>
+              <w:top w:w="70" w:type="dxa"/>
+              <w:start w:w="70" w:type="dxa"/>
+              <w:bottom w:w="70" w:type="dxa"/>
+              <w:end w:w="70" w:type="dxa"/>
+            </w:tcMar>
+          </w:tcPr>
+          <w:p>
+            <w:r>
+              <w:rPr>
+                <w:rFonts w:ascii="Times New Roman" w:hAnsi="Times New Roman"/>
+                <w:sz w:val="17"/>
+              </w:rPr>
+              <w:t>61</w:t>
+            </w:r>
+          </w:p>
+        </w:tc>
+        <w:tc>
+          <w:tcPr>
+            <w:tcW w:type="dxa" w:w="850"/>
+            <w:vAlign w:val="top"/>
+            <w:tcMar>
+              <w:top w:w="70" w:type="dxa"/>
+              <w:start w:w="70" w:type="dxa"/>
+              <w:bottom w:w="70" w:type="dxa"/>
+              <w:end w:w="70" w:type="dxa"/>
+            </w:tcMar>
+          </w:tcPr>
+          <w:p>
+            <w:r>
+              <w:rPr>
+                <w:rFonts w:ascii="Times New Roman" w:hAnsi="Times New Roman"/>
+                <w:sz w:val="17"/>
+              </w:rPr>
+              <w:t>18.05.</w:t>
+            </w:r>
+          </w:p>
+        </w:tc>
+        <w:tc>
+          <w:tcPr>
+            <w:tcW w:type="dxa" w:w="3798"/>
+            <w:vAlign w:val="top"/>
+            <w:tcMar>
+              <w:top w:w="70" w:type="dxa"/>
+              <w:start w:w="70" w:type="dxa"/>
+              <w:bottom w:w="70" w:type="dxa"/>
+              <w:end w:w="70" w:type="dxa"/>
+            </w:tcMar>
+          </w:tcPr>
+          <w:p>
+            <w:r>
+              <w:rPr>
+                <w:rFonts w:ascii="Times New Roman" w:hAnsi="Times New Roman"/>
+                <w:sz w:val="17"/>
+              </w:rPr>
+              <w:t>Klage Heidelberg 7 O 114/26 nachgereicht</w:t>
+            </w:r>
+          </w:p>
+        </w:tc>
+      </w:tr>
+      <w:tr>
+        <w:trPr>
+          <w:cantSplit/>
+        </w:trPr>
+        <w:tc>
+          <w:tcPr>
+            <w:tcW w:type="dxa" w:w="1191"/>
+            <w:vAlign w:val="top"/>
+            <w:tcMar>
+              <w:top w:w="70" w:type="dxa"/>
+              <w:start w:w="70" w:type="dxa"/>
+              <w:bottom w:w="70" w:type="dxa"/>
+              <w:end w:w="70" w:type="dxa"/>
+            </w:tcMar>
+          </w:tcPr>
+          <w:p>
+            <w:r>
+              <w:rPr>
+                <w:rFonts w:ascii="Times New Roman" w:hAnsi="Times New Roman"/>
+                <w:sz w:val="17"/>
+              </w:rPr>
+              <w:t>06 HR</w:t>
+            </w:r>
+          </w:p>
+        </w:tc>
+        <w:tc>
+          <w:tcPr>
+            <w:tcW w:type="dxa" w:w="2835"/>
+            <w:vAlign w:val="top"/>
+            <w:tcMar>
+              <w:top w:w="70" w:type="dxa"/>
+              <w:start w:w="70" w:type="dxa"/>
+              <w:bottom w:w="70" w:type="dxa"/>
+              <w:end w:w="70" w:type="dxa"/>
+            </w:tcMar>
+          </w:tcPr>
+          <w:p>
+            <w:r>
+              <w:rPr>
+                <w:rFonts w:ascii="Times New Roman" w:hAnsi="Times New Roman"/>
+                <w:sz w:val="17"/>
+              </w:rPr>
+              <w:t>Managementverträge, Bonuspläne, Roll-over-Unterlagen</w:t>
+            </w:r>
+          </w:p>
+        </w:tc>
+        <w:tc>
+          <w:tcPr>
+            <w:tcW w:type="dxa" w:w="737"/>
+            <w:vAlign w:val="top"/>
+            <w:tcMar>
+              <w:top w:w="70" w:type="dxa"/>
+              <w:start w:w="70" w:type="dxa"/>
+              <w:bottom w:w="70" w:type="dxa"/>
+              <w:end w:w="70" w:type="dxa"/>
+            </w:tcMar>
+          </w:tcPr>
+          <w:p>
+            <w:r>
+              <w:rPr>
+                <w:rFonts w:ascii="Times New Roman" w:hAnsi="Times New Roman"/>
+                <w:sz w:val="17"/>
+              </w:rPr>
+              <w:t>44</w:t>
+            </w:r>
+          </w:p>
+        </w:tc>
+        <w:tc>
+          <w:tcPr>
+            <w:tcW w:type="dxa" w:w="850"/>
+            <w:vAlign w:val="top"/>
+            <w:tcMar>
+              <w:top w:w="70" w:type="dxa"/>
+              <w:start w:w="70" w:type="dxa"/>
+              <w:bottom w:w="70" w:type="dxa"/>
+              <w:end w:w="70" w:type="dxa"/>
+            </w:tcMar>
+          </w:tcPr>
+          <w:p>
+            <w:r>
+              <w:rPr>
+                <w:rFonts w:ascii="Times New Roman" w:hAnsi="Times New Roman"/>
+                <w:sz w:val="17"/>
+              </w:rPr>
+              <w:t>17.05.</w:t>
+            </w:r>
+          </w:p>
+        </w:tc>
+        <w:tc>
+          <w:tcPr>
+            <w:tcW w:type="dxa" w:w="3798"/>
+            <w:vAlign w:val="top"/>
+            <w:tcMar>
+              <w:top w:w="70" w:type="dxa"/>
+              <w:start w:w="70" w:type="dxa"/>
+              <w:bottom w:w="70" w:type="dxa"/>
+              <w:end w:w="70" w:type="dxa"/>
+            </w:tcMar>
+          </w:tcPr>
+          <w:p>
+            <w:r>
+              <w:rPr>
+                <w:rFonts w:ascii="Times New Roman" w:hAnsi="Times New Roman"/>
+                <w:sz w:val="17"/>
+              </w:rPr>
+              <w:t>Bewertung Managementanteile offen</w:t>
+            </w:r>
+          </w:p>
+        </w:tc>
+      </w:tr>
+      <w:tr>
+        <w:trPr>
+          <w:cantSplit/>
+        </w:trPr>
+        <w:tc>
+          <w:tcPr>
+            <w:tcW w:type="dxa" w:w="1191"/>
+            <w:vAlign w:val="top"/>
+            <w:tcMar>
+              <w:top w:w="70" w:type="dxa"/>
+              <w:start w:w="70" w:type="dxa"/>
+              <w:bottom w:w="70" w:type="dxa"/>
+              <w:end w:w="70" w:type="dxa"/>
+            </w:tcMar>
+          </w:tcPr>
+          <w:p>
+            <w:r>
+              <w:rPr>
+                <w:rFonts w:ascii="Times New Roman" w:hAnsi="Times New Roman"/>
+                <w:sz w:val="17"/>
+              </w:rPr>
+              <w:t>07 NPL</w:t>
+            </w:r>
+          </w:p>
+        </w:tc>
+        <w:tc>
+          <w:tcPr>
+            <w:tcW w:type="dxa" w:w="2835"/>
+            <w:vAlign w:val="top"/>
+            <w:tcMar>
+              <w:top w:w="70" w:type="dxa"/>
+              <w:start w:w="70" w:type="dxa"/>
+              <w:bottom w:w="70" w:type="dxa"/>
+              <w:end w:w="70" w:type="dxa"/>
+            </w:tcMar>
+          </w:tcPr>
+          <w:p>
+            <w:r>
+              <w:rPr>
+                <w:rFonts w:ascii="Times New Roman" w:hAnsi="Times New Roman"/>
+                <w:sz w:val="17"/>
+              </w:rPr>
+              <w:t>Portfolio Tape, Sicherheiten, Servicing, Schuldnerpost</w:t>
+            </w:r>
+          </w:p>
+        </w:tc>
+        <w:tc>
+          <w:tcPr>
+            <w:tcW w:type="dxa" w:w="737"/>
+            <w:vAlign w:val="top"/>
+            <w:tcMar>
+              <w:top w:w="70" w:type="dxa"/>
+              <w:start w:w="70" w:type="dxa"/>
+              <w:bottom w:w="70" w:type="dxa"/>
+              <w:end w:w="70" w:type="dxa"/>
+            </w:tcMar>
+          </w:tcPr>
+          <w:p>
+            <w:r>
+              <w:rPr>
+                <w:rFonts w:ascii="Times New Roman" w:hAnsi="Times New Roman"/>
+                <w:sz w:val="17"/>
+              </w:rPr>
+              <w:t>73</w:t>
+            </w:r>
+          </w:p>
+        </w:tc>
+        <w:tc>
+          <w:tcPr>
+            <w:tcW w:type="dxa" w:w="850"/>
+            <w:vAlign w:val="top"/>
+            <w:tcMar>
+              <w:top w:w="70" w:type="dxa"/>
+              <w:start w:w="70" w:type="dxa"/>
+              <w:bottom w:w="70" w:type="dxa"/>
+              <w:end w:w="70" w:type="dxa"/>
+            </w:tcMar>
+          </w:tcPr>
+          <w:p>
+            <w:r>
+              <w:rPr>
+                <w:rFonts w:ascii="Times New Roman" w:hAnsi="Times New Roman"/>
+                <w:sz w:val="17"/>
+              </w:rPr>
+              <w:t>18.05.</w:t>
+            </w:r>
+          </w:p>
+        </w:tc>
+        <w:tc>
+          <w:tcPr>
+            <w:tcW w:type="dxa" w:w="3798"/>
+            <w:vAlign w:val="top"/>
+            <w:tcMar>
+              <w:top w:w="70" w:type="dxa"/>
+              <w:start w:w="70" w:type="dxa"/>
+              <w:bottom w:w="70" w:type="dxa"/>
+              <w:end w:w="70" w:type="dxa"/>
+            </w:tcMar>
+          </w:tcPr>
+          <w:p>
+            <w:r>
+              <w:rPr>
+                <w:rFonts w:ascii="Times New Roman" w:hAnsi="Times New Roman"/>
+                <w:sz w:val="17"/>
+              </w:rPr>
+              <w:t>27 Verträge als notleidend markiert</w:t>
+            </w:r>
+          </w:p>
+        </w:tc>
+      </w:tr>
+      <w:tr>
+        <w:trPr>
+          <w:cantSplit/>
+        </w:trPr>
+        <w:tc>
+          <w:tcPr>
+            <w:tcW w:type="dxa" w:w="1191"/>
+            <w:vAlign w:val="top"/>
+            <w:tcMar>
+              <w:top w:w="70" w:type="dxa"/>
+              <w:start w:w="70" w:type="dxa"/>
+              <w:bottom w:w="70" w:type="dxa"/>
+              <w:end w:w="70" w:type="dxa"/>
+            </w:tcMar>
+          </w:tcPr>
+          <w:p>
+            <w:r>
+              <w:rPr>
+                <w:rFonts w:ascii="Times New Roman" w:hAnsi="Times New Roman"/>
+                <w:sz w:val="17"/>
+              </w:rPr>
+              <w:t>08 Tax</w:t>
+            </w:r>
+          </w:p>
+        </w:tc>
+        <w:tc>
+          <w:tcPr>
+            <w:tcW w:type="dxa" w:w="2835"/>
+            <w:vAlign w:val="top"/>
+            <w:tcMar>
+              <w:top w:w="70" w:type="dxa"/>
+              <w:start w:w="70" w:type="dxa"/>
+              <w:bottom w:w="70" w:type="dxa"/>
+              <w:end w:w="70" w:type="dxa"/>
+            </w:tcMar>
+          </w:tcPr>
+          <w:p>
+            <w:r>
+              <w:rPr>
+                <w:rFonts w:ascii="Times New Roman" w:hAnsi="Times New Roman"/>
+                <w:sz w:val="17"/>
+              </w:rPr>
+              <w:t>Betriebsprüfung, Organschaft, Verlustvorträge</w:t>
+            </w:r>
+          </w:p>
+        </w:tc>
+        <w:tc>
+          <w:tcPr>
+            <w:tcW w:type="dxa" w:w="737"/>
+            <w:vAlign w:val="top"/>
+            <w:tcMar>
+              <w:top w:w="70" w:type="dxa"/>
+              <w:start w:w="70" w:type="dxa"/>
+              <w:bottom w:w="70" w:type="dxa"/>
+              <w:end w:w="70" w:type="dxa"/>
+            </w:tcMar>
+          </w:tcPr>
+          <w:p>
+            <w:r>
+              <w:rPr>
+                <w:rFonts w:ascii="Times New Roman" w:hAnsi="Times New Roman"/>
+                <w:sz w:val="17"/>
+              </w:rPr>
+              <w:t>29</w:t>
+            </w:r>
+          </w:p>
+        </w:tc>
+        <w:tc>
+          <w:tcPr>
+            <w:tcW w:type="dxa" w:w="850"/>
+            <w:vAlign w:val="top"/>
+            <w:tcMar>
+              <w:top w:w="70" w:type="dxa"/>
+              <w:start w:w="70" w:type="dxa"/>
+              <w:bottom w:w="70" w:type="dxa"/>
+              <w:end w:w="70" w:type="dxa"/>
+            </w:tcMar>
+          </w:tcPr>
+          <w:p>
+            <w:r>
+              <w:rPr>
+                <w:rFonts w:ascii="Times New Roman" w:hAnsi="Times New Roman"/>
+                <w:sz w:val="17"/>
+              </w:rPr>
+              <w:t>15.05.</w:t>
+            </w:r>
+          </w:p>
+        </w:tc>
+        <w:tc>
+          <w:tcPr>
+            <w:tcW w:type="dxa" w:w="3798"/>
+            <w:vAlign w:val="top"/>
+            <w:tcMar>
+              <w:top w:w="70" w:type="dxa"/>
+              <w:start w:w="70" w:type="dxa"/>
+              <w:bottom w:w="70" w:type="dxa"/>
+              <w:end w:w="70" w:type="dxa"/>
+            </w:tcMar>
+          </w:tcPr>
+          <w:p>
+            <w:r>
+              <w:rPr>
+                <w:rFonts w:ascii="Times New Roman" w:hAnsi="Times New Roman"/>
+                <w:sz w:val="17"/>
+              </w:rPr>
+              <w:t>Prüfungsanordnung 2026 fehlt</w:t>
+            </w:r>
+          </w:p>
+        </w:tc>
+      </w:tr>
+      <w:tr>
+        <w:trPr>
+          <w:cantSplit/>
+        </w:trPr>
+        <w:tc>
+          <w:tcPr>
+            <w:tcW w:type="dxa" w:w="1191"/>
+            <w:vAlign w:val="top"/>
+            <w:tcMar>
+              <w:top w:w="70" w:type="dxa"/>
+              <w:start w:w="70" w:type="dxa"/>
+              <w:bottom w:w="70" w:type="dxa"/>
+              <w:end w:w="70" w:type="dxa"/>
+            </w:tcMar>
+          </w:tcPr>
+          <w:p>
+            <w:r>
+              <w:rPr>
+                <w:rFonts w:ascii="Times New Roman" w:hAnsi="Times New Roman"/>
+                <w:sz w:val="17"/>
+              </w:rPr>
+              <w:t>09 IP und IT</w:t>
+            </w:r>
+          </w:p>
+        </w:tc>
+        <w:tc>
+          <w:tcPr>
+            <w:tcW w:type="dxa" w:w="2835"/>
+            <w:vAlign w:val="top"/>
+            <w:tcMar>
+              <w:top w:w="70" w:type="dxa"/>
+              <w:start w:w="70" w:type="dxa"/>
+              <w:bottom w:w="70" w:type="dxa"/>
+              <w:end w:w="70" w:type="dxa"/>
+            </w:tcMar>
+          </w:tcPr>
+          <w:p>
+            <w:r>
+              <w:rPr>
+                <w:rFonts w:ascii="Times New Roman" w:hAnsi="Times New Roman"/>
+                <w:sz w:val="17"/>
+              </w:rPr>
+              <w:t>Patente, Lizenzen, ERP, Vorfallsberichte</w:t>
+            </w:r>
+          </w:p>
+        </w:tc>
+        <w:tc>
+          <w:tcPr>
+            <w:tcW w:type="dxa" w:w="737"/>
+            <w:vAlign w:val="top"/>
+            <w:tcMar>
+              <w:top w:w="70" w:type="dxa"/>
+              <w:start w:w="70" w:type="dxa"/>
+              <w:bottom w:w="70" w:type="dxa"/>
+              <w:end w:w="70" w:type="dxa"/>
+            </w:tcMar>
+          </w:tcPr>
+          <w:p>
+            <w:r>
+              <w:rPr>
+                <w:rFonts w:ascii="Times New Roman" w:hAnsi="Times New Roman"/>
+                <w:sz w:val="17"/>
+              </w:rPr>
+              <w:t>31</w:t>
+            </w:r>
+          </w:p>
+        </w:tc>
+        <w:tc>
+          <w:tcPr>
+            <w:tcW w:type="dxa" w:w="850"/>
+            <w:vAlign w:val="top"/>
+            <w:tcMar>
+              <w:top w:w="70" w:type="dxa"/>
+              <w:start w:w="70" w:type="dxa"/>
+              <w:bottom w:w="70" w:type="dxa"/>
+              <w:end w:w="70" w:type="dxa"/>
+            </w:tcMar>
+          </w:tcPr>
+          <w:p>
+            <w:r>
+              <w:rPr>
+                <w:rFonts w:ascii="Times New Roman" w:hAnsi="Times New Roman"/>
+                <w:sz w:val="17"/>
+              </w:rPr>
+              <w:t>16.05.</w:t>
+            </w:r>
+          </w:p>
+        </w:tc>
+        <w:tc>
+          <w:tcPr>
+            <w:tcW w:type="dxa" w:w="3798"/>
+            <w:vAlign w:val="top"/>
+            <w:tcMar>
+              <w:top w:w="70" w:type="dxa"/>
+              <w:start w:w="70" w:type="dxa"/>
+              <w:bottom w:w="70" w:type="dxa"/>
+              <w:end w:w="70" w:type="dxa"/>
+            </w:tcMar>
+          </w:tcPr>
+          <w:p>
+            <w:r>
+              <w:rPr>
+                <w:rFonts w:ascii="Times New Roman" w:hAnsi="Times New Roman"/>
+                <w:sz w:val="17"/>
+              </w:rPr>
+              <w:t>Lizenzliste Version 3</w:t>
+            </w:r>
+          </w:p>
+        </w:tc>
+      </w:tr>
+      <w:tr>
+        <w:trPr>
+          <w:cantSplit/>
+        </w:trPr>
+        <w:tc>
+          <w:tcPr>
+            <w:tcW w:type="dxa" w:w="1191"/>
+            <w:vAlign w:val="top"/>
+            <w:tcMar>
+              <w:top w:w="70" w:type="dxa"/>
+              <w:start w:w="70" w:type="dxa"/>
+              <w:bottom w:w="70" w:type="dxa"/>
+              <w:end w:w="70" w:type="dxa"/>
+            </w:tcMar>
+          </w:tcPr>
+          <w:p>
+            <w:r>
+              <w:rPr>
+                <w:rFonts w:ascii="Times New Roman" w:hAnsi="Times New Roman"/>
+                <w:sz w:val="17"/>
+              </w:rPr>
+              <w:t>10 ESG</w:t>
+            </w:r>
+          </w:p>
+        </w:tc>
+        <w:tc>
+          <w:tcPr>
+            <w:tcW w:type="dxa" w:w="2835"/>
+            <w:vAlign w:val="top"/>
+            <w:tcMar>
+              <w:top w:w="70" w:type="dxa"/>
+              <w:start w:w="70" w:type="dxa"/>
+              <w:bottom w:w="70" w:type="dxa"/>
+              <w:end w:w="70" w:type="dxa"/>
+            </w:tcMar>
+          </w:tcPr>
+          <w:p>
+            <w:r>
+              <w:rPr>
+                <w:rFonts w:ascii="Times New Roman" w:hAnsi="Times New Roman"/>
+                <w:sz w:val="17"/>
+              </w:rPr>
+              <w:t>Umweltgenehmigungen, Energie, Lieferkette</w:t>
+            </w:r>
+          </w:p>
+        </w:tc>
+        <w:tc>
+          <w:tcPr>
+            <w:tcW w:type="dxa" w:w="737"/>
+            <w:vAlign w:val="top"/>
+            <w:tcMar>
+              <w:top w:w="70" w:type="dxa"/>
+              <w:start w:w="70" w:type="dxa"/>
+              <w:bottom w:w="70" w:type="dxa"/>
+              <w:end w:w="70" w:type="dxa"/>
+            </w:tcMar>
+          </w:tcPr>
+          <w:p>
+            <w:r>
+              <w:rPr>
+                <w:rFonts w:ascii="Times New Roman" w:hAnsi="Times New Roman"/>
+                <w:sz w:val="17"/>
+              </w:rPr>
+              <w:t>24</w:t>
+            </w:r>
+          </w:p>
+        </w:tc>
+        <w:tc>
+          <w:tcPr>
+            <w:tcW w:type="dxa" w:w="850"/>
+            <w:vAlign w:val="top"/>
+            <w:tcMar>
+              <w:top w:w="70" w:type="dxa"/>
+              <w:start w:w="70" w:type="dxa"/>
+              <w:bottom w:w="70" w:type="dxa"/>
+              <w:end w:w="70" w:type="dxa"/>
+            </w:tcMar>
+          </w:tcPr>
+          <w:p>
+            <w:r>
+              <w:rPr>
+                <w:rFonts w:ascii="Times New Roman" w:hAnsi="Times New Roman"/>
+                <w:sz w:val="17"/>
+              </w:rPr>
+              <w:t>14.05.</w:t>
+            </w:r>
+          </w:p>
+        </w:tc>
+        <w:tc>
+          <w:tcPr>
+            <w:tcW w:type="dxa" w:w="3798"/>
+            <w:vAlign w:val="top"/>
+            <w:tcMar>
+              <w:top w:w="70" w:type="dxa"/>
+              <w:start w:w="70" w:type="dxa"/>
+              <w:bottom w:w="70" w:type="dxa"/>
+              <w:end w:w="70" w:type="dxa"/>
+            </w:tcMar>
+          </w:tcPr>
+          <w:p>
+            <w:r>
+              <w:rPr>
+                <w:rFonts w:ascii="Times New Roman" w:hAnsi="Times New Roman"/>
+                <w:sz w:val="17"/>
+              </w:rPr>
+              <w:t>Standorte Heidelberg und Brno</w:t>
+            </w:r>
+          </w:p>
+        </w:tc>
+      </w:tr>
+    </w:tbl>
+    <w:p/>
+    <w:p>
+      <w:pPr>
+        <w:pStyle w:val="Heading1"/>
+      </w:pPr>
+      <w:r>
+        <w:t>2. Schlüsseldateien Finanzierung</w:t>
+      </w:r>
+    </w:p>
+    <w:tbl>
+      <w:tblPr>
+        <w:tblStyle w:val="TableGrid"/>
+        <w:tblW w:type="auto" w:w="0"/>
+        <w:jc w:val="center"/>
+        <w:tblLayout w:type="fixed"/>
+        <w:tblLook w:firstColumn="1" w:firstRow="1" w:lastColumn="0" w:lastRow="0" w:noHBand="0" w:noVBand="1" w:val="04A0"/>
+      </w:tblPr>
+      <w:tblGrid>
+        <w:gridCol w:w="1905"/>
+        <w:gridCol w:w="1905"/>
+        <w:gridCol w:w="1905"/>
+        <w:gridCol w:w="1905"/>
+        <w:gridCol w:w="1905"/>
+      </w:tblGrid>
+      <w:tr>
+        <w:trPr>
+          <w:tblHeader w:val="true"/>
+        </w:trPr>
+        <w:tc>
+          <w:tcPr>
+            <w:tcW w:type="dxa" w:w="1247"/>
+            <w:vAlign w:val="center"/>
+            <w:shd w:fill="DCE6EC"/>
+            <w:tcMar>
+              <w:top w:w="70" w:type="dxa"/>
+              <w:start w:w="70" w:type="dxa"/>
+              <w:bottom w:w="70" w:type="dxa"/>
+              <w:end w:w="70" w:type="dxa"/>
+            </w:tcMar>
+          </w:tcPr>
+          <w:p>
+            <w:r>
+              <w:rPr>
+                <w:rFonts w:ascii="Times New Roman" w:hAnsi="Times New Roman"/>
+                <w:b/>
+                <w:sz w:val="17"/>
+              </w:rPr>
+              <w:t>VDR-ID</w:t>
+            </w:r>
+          </w:p>
+        </w:tc>
+        <w:tc>
+          <w:tcPr>
+            <w:tcW w:type="dxa" w:w="3742"/>
+            <w:vAlign w:val="center"/>
+            <w:shd w:fill="DCE6EC"/>
+            <w:tcMar>
+              <w:top w:w="70" w:type="dxa"/>
+              <w:start w:w="70" w:type="dxa"/>
+              <w:bottom w:w="70" w:type="dxa"/>
+              <w:end w:w="70" w:type="dxa"/>
+            </w:tcMar>
+          </w:tcPr>
+          <w:p>
+            <w:r>
+              <w:rPr>
+                <w:rFonts w:ascii="Times New Roman" w:hAnsi="Times New Roman"/>
+                <w:b/>
+                <w:sz w:val="17"/>
+              </w:rPr>
+              <w:t>Dateiname</w:t>
+            </w:r>
+          </w:p>
+        </w:tc>
+        <w:tc>
+          <w:tcPr>
+            <w:tcW w:type="dxa" w:w="1304"/>
+            <w:vAlign w:val="center"/>
+            <w:shd w:fill="DCE6EC"/>
+            <w:tcMar>
+              <w:top w:w="70" w:type="dxa"/>
+              <w:start w:w="70" w:type="dxa"/>
+              <w:bottom w:w="70" w:type="dxa"/>
+              <w:end w:w="70" w:type="dxa"/>
+            </w:tcMar>
+          </w:tcPr>
+          <w:p>
+            <w:r>
+              <w:rPr>
+                <w:rFonts w:ascii="Times New Roman" w:hAnsi="Times New Roman"/>
+                <w:b/>
+                <w:sz w:val="17"/>
+              </w:rPr>
+              <w:t>Datum</w:t>
+            </w:r>
+          </w:p>
+        </w:tc>
+        <w:tc>
+          <w:tcPr>
+            <w:tcW w:type="dxa" w:w="1134"/>
+            <w:vAlign w:val="center"/>
+            <w:shd w:fill="DCE6EC"/>
+            <w:tcMar>
+              <w:top w:w="70" w:type="dxa"/>
+              <w:start w:w="70" w:type="dxa"/>
+              <w:bottom w:w="70" w:type="dxa"/>
+              <w:end w:w="70" w:type="dxa"/>
+            </w:tcMar>
+          </w:tcPr>
+          <w:p>
+            <w:r>
+              <w:rPr>
+                <w:rFonts w:ascii="Times New Roman" w:hAnsi="Times New Roman"/>
+                <w:b/>
+                <w:sz w:val="17"/>
+              </w:rPr>
+              <w:t>Seiten</w:t>
+            </w:r>
+          </w:p>
+        </w:tc>
+        <w:tc>
+          <w:tcPr>
+            <w:tcW w:type="dxa" w:w="1984"/>
+            <w:vAlign w:val="center"/>
+            <w:shd w:fill="DCE6EC"/>
+            <w:tcMar>
+              <w:top w:w="70" w:type="dxa"/>
+              <w:start w:w="70" w:type="dxa"/>
+              <w:bottom w:w="70" w:type="dxa"/>
+              <w:end w:w="70" w:type="dxa"/>
+            </w:tcMar>
+          </w:tcPr>
+          <w:p>
+            <w:r>
+              <w:rPr>
+                <w:rFonts w:ascii="Times New Roman" w:hAnsi="Times New Roman"/>
+                <w:b/>
+                <w:sz w:val="17"/>
+              </w:rPr>
+              <w:t>Zugriff</w:t>
+            </w:r>
+          </w:p>
+        </w:tc>
+      </w:tr>
+      <w:tr>
+        <w:trPr>
+          <w:cantSplit/>
+        </w:trPr>
+        <w:tc>
+          <w:tcPr>
+            <w:tcW w:type="dxa" w:w="1247"/>
+            <w:vAlign w:val="top"/>
+            <w:tcMar>
+              <w:top w:w="70" w:type="dxa"/>
+              <w:start w:w="70" w:type="dxa"/>
+              <w:bottom w:w="70" w:type="dxa"/>
+              <w:end w:w="70" w:type="dxa"/>
+            </w:tcMar>
+          </w:tcPr>
+          <w:p>
+            <w:r>
+              <w:rPr>
+                <w:rFonts w:ascii="Times New Roman" w:hAnsi="Times New Roman"/>
+                <w:sz w:val="17"/>
+              </w:rPr>
+              <w:t>02.07.014</w:t>
+            </w:r>
+          </w:p>
+        </w:tc>
+        <w:tc>
+          <w:tcPr>
+            <w:tcW w:type="dxa" w:w="3742"/>
+            <w:vAlign w:val="top"/>
+            <w:tcMar>
+              <w:top w:w="70" w:type="dxa"/>
+              <w:start w:w="70" w:type="dxa"/>
+              <w:bottom w:w="70" w:type="dxa"/>
+              <w:end w:w="70" w:type="dxa"/>
+            </w:tcMar>
+          </w:tcPr>
+          <w:p>
+            <w:r>
+              <w:rPr>
+                <w:rFonts w:ascii="Times New Roman" w:hAnsi="Times New Roman"/>
+                <w:sz w:val="17"/>
+              </w:rPr>
+              <w:t>Schuldscheinbedingungen_HPT_2022.pdf</w:t>
+            </w:r>
+          </w:p>
+        </w:tc>
+        <w:tc>
+          <w:tcPr>
+            <w:tcW w:type="dxa" w:w="1304"/>
+            <w:vAlign w:val="top"/>
+            <w:tcMar>
+              <w:top w:w="70" w:type="dxa"/>
+              <w:start w:w="70" w:type="dxa"/>
+              <w:bottom w:w="70" w:type="dxa"/>
+              <w:end w:w="70" w:type="dxa"/>
+            </w:tcMar>
+          </w:tcPr>
+          <w:p>
+            <w:r>
+              <w:rPr>
+                <w:rFonts w:ascii="Times New Roman" w:hAnsi="Times New Roman"/>
+                <w:sz w:val="17"/>
+              </w:rPr>
+              <w:t>14.09.2022</w:t>
+            </w:r>
+          </w:p>
+        </w:tc>
+        <w:tc>
+          <w:tcPr>
+            <w:tcW w:type="dxa" w:w="1134"/>
+            <w:vAlign w:val="top"/>
+            <w:tcMar>
+              <w:top w:w="70" w:type="dxa"/>
+              <w:start w:w="70" w:type="dxa"/>
+              <w:bottom w:w="70" w:type="dxa"/>
+              <w:end w:w="70" w:type="dxa"/>
+            </w:tcMar>
+          </w:tcPr>
+          <w:p>
+            <w:r>
+              <w:rPr>
+                <w:rFonts w:ascii="Times New Roman" w:hAnsi="Times New Roman"/>
+                <w:sz w:val="17"/>
+              </w:rPr>
+              <w:t>86</w:t>
+            </w:r>
+          </w:p>
+        </w:tc>
+        <w:tc>
+          <w:tcPr>
+            <w:tcW w:type="dxa" w:w="1984"/>
+            <w:vAlign w:val="top"/>
+            <w:tcMar>
+              <w:top w:w="70" w:type="dxa"/>
+              <w:start w:w="70" w:type="dxa"/>
+              <w:bottom w:w="70" w:type="dxa"/>
+              <w:end w:w="70" w:type="dxa"/>
+            </w:tcMar>
+          </w:tcPr>
+          <w:p>
+            <w:r>
+              <w:rPr>
+                <w:rFonts w:ascii="Times New Roman" w:hAnsi="Times New Roman"/>
+                <w:sz w:val="17"/>
+              </w:rPr>
+              <w:t>Legal/Banking</w:t>
+            </w:r>
+          </w:p>
+        </w:tc>
+      </w:tr>
+      <w:tr>
+        <w:trPr>
+          <w:cantSplit/>
+        </w:trPr>
+        <w:tc>
+          <w:tcPr>
+            <w:tcW w:type="dxa" w:w="1247"/>
+            <w:vAlign w:val="top"/>
+            <w:tcMar>
+              <w:top w:w="70" w:type="dxa"/>
+              <w:start w:w="70" w:type="dxa"/>
+              <w:bottom w:w="70" w:type="dxa"/>
+              <w:end w:w="70" w:type="dxa"/>
+            </w:tcMar>
+          </w:tcPr>
+          <w:p>
+            <w:r>
+              <w:rPr>
+                <w:rFonts w:ascii="Times New Roman" w:hAnsi="Times New Roman"/>
+                <w:sz w:val="17"/>
+              </w:rPr>
+              <w:t>02.07.018</w:t>
+            </w:r>
+          </w:p>
+        </w:tc>
+        <w:tc>
+          <w:tcPr>
+            <w:tcW w:type="dxa" w:w="3742"/>
+            <w:vAlign w:val="top"/>
+            <w:tcMar>
+              <w:top w:w="70" w:type="dxa"/>
+              <w:start w:w="70" w:type="dxa"/>
+              <w:bottom w:w="70" w:type="dxa"/>
+              <w:end w:w="70" w:type="dxa"/>
+            </w:tcMar>
+          </w:tcPr>
+          <w:p>
+            <w:r>
+              <w:rPr>
+                <w:rFonts w:ascii="Times New Roman" w:hAnsi="Times New Roman"/>
+                <w:sz w:val="17"/>
+              </w:rPr>
+              <w:t>Zahlstellenkorrespondenz_Consent_2025.pdf</w:t>
+            </w:r>
+          </w:p>
+        </w:tc>
+        <w:tc>
+          <w:tcPr>
+            <w:tcW w:type="dxa" w:w="1304"/>
+            <w:vAlign w:val="top"/>
+            <w:tcMar>
+              <w:top w:w="70" w:type="dxa"/>
+              <w:start w:w="70" w:type="dxa"/>
+              <w:bottom w:w="70" w:type="dxa"/>
+              <w:end w:w="70" w:type="dxa"/>
+            </w:tcMar>
+          </w:tcPr>
+          <w:p>
+            <w:r>
+              <w:rPr>
+                <w:rFonts w:ascii="Times New Roman" w:hAnsi="Times New Roman"/>
+                <w:sz w:val="17"/>
+              </w:rPr>
+              <w:t>22.11.2025</w:t>
+            </w:r>
+          </w:p>
+        </w:tc>
+        <w:tc>
+          <w:tcPr>
+            <w:tcW w:type="dxa" w:w="1134"/>
+            <w:vAlign w:val="top"/>
+            <w:tcMar>
+              <w:top w:w="70" w:type="dxa"/>
+              <w:start w:w="70" w:type="dxa"/>
+              <w:bottom w:w="70" w:type="dxa"/>
+              <w:end w:w="70" w:type="dxa"/>
+            </w:tcMar>
+          </w:tcPr>
+          <w:p>
+            <w:r>
+              <w:rPr>
+                <w:rFonts w:ascii="Times New Roman" w:hAnsi="Times New Roman"/>
+                <w:sz w:val="17"/>
+              </w:rPr>
+              <w:t>31</w:t>
+            </w:r>
+          </w:p>
+        </w:tc>
+        <w:tc>
+          <w:tcPr>
+            <w:tcW w:type="dxa" w:w="1984"/>
+            <w:vAlign w:val="top"/>
+            <w:tcMar>
+              <w:top w:w="70" w:type="dxa"/>
+              <w:start w:w="70" w:type="dxa"/>
+              <w:bottom w:w="70" w:type="dxa"/>
+              <w:end w:w="70" w:type="dxa"/>
+            </w:tcMar>
+          </w:tcPr>
+          <w:p>
+            <w:r>
+              <w:rPr>
+                <w:rFonts w:ascii="Times New Roman" w:hAnsi="Times New Roman"/>
+                <w:sz w:val="17"/>
+              </w:rPr>
+              <w:t>Legal/Banking</w:t>
+            </w:r>
+          </w:p>
+        </w:tc>
+      </w:tr>
+      <w:tr>
+        <w:trPr>
+          <w:cantSplit/>
+        </w:trPr>
+        <w:tc>
+          <w:tcPr>
+            <w:tcW w:type="dxa" w:w="1247"/>
+            <w:vAlign w:val="top"/>
+            <w:tcMar>
+              <w:top w:w="70" w:type="dxa"/>
+              <w:start w:w="70" w:type="dxa"/>
+              <w:bottom w:w="70" w:type="dxa"/>
+              <w:end w:w="70" w:type="dxa"/>
+            </w:tcMar>
+          </w:tcPr>
+          <w:p>
+            <w:r>
+              <w:rPr>
+                <w:rFonts w:ascii="Times New Roman" w:hAnsi="Times New Roman"/>
+                <w:sz w:val="17"/>
+              </w:rPr>
+              <w:t>03.02.004</w:t>
+            </w:r>
+          </w:p>
+        </w:tc>
+        <w:tc>
+          <w:tcPr>
+            <w:tcW w:type="dxa" w:w="3742"/>
+            <w:vAlign w:val="top"/>
+            <w:tcMar>
+              <w:top w:w="70" w:type="dxa"/>
+              <w:start w:w="70" w:type="dxa"/>
+              <w:bottom w:w="70" w:type="dxa"/>
+              <w:end w:w="70" w:type="dxa"/>
+            </w:tcMar>
+          </w:tcPr>
+          <w:p>
+            <w:r>
+              <w:rPr>
+                <w:rFonts w:ascii="Times New Roman" w:hAnsi="Times New Roman"/>
+                <w:sz w:val="17"/>
+              </w:rPr>
+              <w:t>Facility_Agreement_Amendment_Restatement.pdf</w:t>
+            </w:r>
+          </w:p>
+        </w:tc>
+        <w:tc>
+          <w:tcPr>
+            <w:tcW w:type="dxa" w:w="1304"/>
+            <w:vAlign w:val="top"/>
+            <w:tcMar>
+              <w:top w:w="70" w:type="dxa"/>
+              <w:start w:w="70" w:type="dxa"/>
+              <w:bottom w:w="70" w:type="dxa"/>
+              <w:end w:w="70" w:type="dxa"/>
+            </w:tcMar>
+          </w:tcPr>
+          <w:p>
+            <w:r>
+              <w:rPr>
+                <w:rFonts w:ascii="Times New Roman" w:hAnsi="Times New Roman"/>
+                <w:sz w:val="17"/>
+              </w:rPr>
+              <w:t>03.02.2024</w:t>
+            </w:r>
+          </w:p>
+        </w:tc>
+        <w:tc>
+          <w:tcPr>
+            <w:tcW w:type="dxa" w:w="1134"/>
+            <w:vAlign w:val="top"/>
+            <w:tcMar>
+              <w:top w:w="70" w:type="dxa"/>
+              <w:start w:w="70" w:type="dxa"/>
+              <w:bottom w:w="70" w:type="dxa"/>
+              <w:end w:w="70" w:type="dxa"/>
+            </w:tcMar>
+          </w:tcPr>
+          <w:p>
+            <w:r>
+              <w:rPr>
+                <w:rFonts w:ascii="Times New Roman" w:hAnsi="Times New Roman"/>
+                <w:sz w:val="17"/>
+              </w:rPr>
+              <w:t>412</w:t>
+            </w:r>
+          </w:p>
+        </w:tc>
+        <w:tc>
+          <w:tcPr>
+            <w:tcW w:type="dxa" w:w="1984"/>
+            <w:vAlign w:val="top"/>
+            <w:tcMar>
+              <w:top w:w="70" w:type="dxa"/>
+              <w:start w:w="70" w:type="dxa"/>
+              <w:bottom w:w="70" w:type="dxa"/>
+              <w:end w:w="70" w:type="dxa"/>
+            </w:tcMar>
+          </w:tcPr>
+          <w:p>
+            <w:r>
+              <w:rPr>
+                <w:rFonts w:ascii="Times New Roman" w:hAnsi="Times New Roman"/>
+                <w:sz w:val="17"/>
+              </w:rPr>
+              <w:t>Banking</w:t>
+            </w:r>
+          </w:p>
+        </w:tc>
+      </w:tr>
+      <w:tr>
+        <w:trPr>
+          <w:cantSplit/>
+        </w:trPr>
+        <w:tc>
+          <w:tcPr>
+            <w:tcW w:type="dxa" w:w="1247"/>
+            <w:vAlign w:val="top"/>
+            <w:tcMar>
+              <w:top w:w="70" w:type="dxa"/>
+              <w:start w:w="70" w:type="dxa"/>
+              <w:bottom w:w="70" w:type="dxa"/>
+              <w:end w:w="70" w:type="dxa"/>
+            </w:tcMar>
+          </w:tcPr>
+          <w:p>
+            <w:r>
+              <w:rPr>
+                <w:rFonts w:ascii="Times New Roman" w:hAnsi="Times New Roman"/>
+                <w:sz w:val="17"/>
+              </w:rPr>
+              <w:t>03.03.011</w:t>
+            </w:r>
+          </w:p>
+        </w:tc>
+        <w:tc>
+          <w:tcPr>
+            <w:tcW w:type="dxa" w:w="3742"/>
+            <w:vAlign w:val="top"/>
+            <w:tcMar>
+              <w:top w:w="70" w:type="dxa"/>
+              <w:start w:w="70" w:type="dxa"/>
+              <w:bottom w:w="70" w:type="dxa"/>
+              <w:end w:w="70" w:type="dxa"/>
+            </w:tcMar>
+          </w:tcPr>
+          <w:p>
+            <w:r>
+              <w:rPr>
+                <w:rFonts w:ascii="Times New Roman" w:hAnsi="Times New Roman"/>
+                <w:sz w:val="17"/>
+              </w:rPr>
+              <w:t>Sicherheitenliste_Stand_2026-04-30.xlsx</w:t>
+            </w:r>
+          </w:p>
+        </w:tc>
+        <w:tc>
+          <w:tcPr>
+            <w:tcW w:type="dxa" w:w="1304"/>
+            <w:vAlign w:val="top"/>
+            <w:tcMar>
+              <w:top w:w="70" w:type="dxa"/>
+              <w:start w:w="70" w:type="dxa"/>
+              <w:bottom w:w="70" w:type="dxa"/>
+              <w:end w:w="70" w:type="dxa"/>
+            </w:tcMar>
+          </w:tcPr>
+          <w:p>
+            <w:r>
+              <w:rPr>
+                <w:rFonts w:ascii="Times New Roman" w:hAnsi="Times New Roman"/>
+                <w:sz w:val="17"/>
+              </w:rPr>
+              <w:t>30.04.2026</w:t>
+            </w:r>
+          </w:p>
+        </w:tc>
+        <w:tc>
+          <w:tcPr>
+            <w:tcW w:type="dxa" w:w="1134"/>
+            <w:vAlign w:val="top"/>
+            <w:tcMar>
+              <w:top w:w="70" w:type="dxa"/>
+              <w:start w:w="70" w:type="dxa"/>
+              <w:bottom w:w="70" w:type="dxa"/>
+              <w:end w:w="70" w:type="dxa"/>
+            </w:tcMar>
+          </w:tcPr>
+          <w:p>
+            <w:r>
+              <w:rPr>
+                <w:rFonts w:ascii="Times New Roman" w:hAnsi="Times New Roman"/>
+                <w:sz w:val="17"/>
+              </w:rPr>
+              <w:t>8 Blätter</w:t>
+            </w:r>
+          </w:p>
+        </w:tc>
+        <w:tc>
+          <w:tcPr>
+            <w:tcW w:type="dxa" w:w="1984"/>
+            <w:vAlign w:val="top"/>
+            <w:tcMar>
+              <w:top w:w="70" w:type="dxa"/>
+              <w:start w:w="70" w:type="dxa"/>
+              <w:bottom w:w="70" w:type="dxa"/>
+              <w:end w:w="70" w:type="dxa"/>
+            </w:tcMar>
+          </w:tcPr>
+          <w:p>
+            <w:r>
+              <w:rPr>
+                <w:rFonts w:ascii="Times New Roman" w:hAnsi="Times New Roman"/>
+                <w:sz w:val="17"/>
+              </w:rPr>
+              <w:t>Banking/Legal</w:t>
+            </w:r>
+          </w:p>
+        </w:tc>
+      </w:tr>
+      <w:tr>
+        <w:trPr>
+          <w:cantSplit/>
+        </w:trPr>
+        <w:tc>
+          <w:tcPr>
+            <w:tcW w:type="dxa" w:w="1247"/>
+            <w:vAlign w:val="top"/>
+            <w:tcMar>
+              <w:top w:w="70" w:type="dxa"/>
+              <w:start w:w="70" w:type="dxa"/>
+              <w:bottom w:w="70" w:type="dxa"/>
+              <w:end w:w="70" w:type="dxa"/>
+            </w:tcMar>
+          </w:tcPr>
+          <w:p>
+            <w:r>
+              <w:rPr>
+                <w:rFonts w:ascii="Times New Roman" w:hAnsi="Times New Roman"/>
+                <w:sz w:val="17"/>
+              </w:rPr>
+              <w:t>07.01.002</w:t>
+            </w:r>
+          </w:p>
+        </w:tc>
+        <w:tc>
+          <w:tcPr>
+            <w:tcW w:type="dxa" w:w="3742"/>
+            <w:vAlign w:val="top"/>
+            <w:tcMar>
+              <w:top w:w="70" w:type="dxa"/>
+              <w:start w:w="70" w:type="dxa"/>
+              <w:bottom w:w="70" w:type="dxa"/>
+              <w:end w:w="70" w:type="dxa"/>
+            </w:tcMar>
+          </w:tcPr>
+          <w:p>
+            <w:r>
+              <w:rPr>
+                <w:rFonts w:ascii="Times New Roman" w:hAnsi="Times New Roman"/>
+                <w:sz w:val="17"/>
+              </w:rPr>
+              <w:t>Portfolio_Tape_NPL_2026-04-30.xlsx</w:t>
+            </w:r>
+          </w:p>
+        </w:tc>
+        <w:tc>
+          <w:tcPr>
+            <w:tcW w:type="dxa" w:w="1304"/>
+            <w:vAlign w:val="top"/>
+            <w:tcMar>
+              <w:top w:w="70" w:type="dxa"/>
+              <w:start w:w="70" w:type="dxa"/>
+              <w:bottom w:w="70" w:type="dxa"/>
+              <w:end w:w="70" w:type="dxa"/>
+            </w:tcMar>
+          </w:tcPr>
+          <w:p>
+            <w:r>
+              <w:rPr>
+                <w:rFonts w:ascii="Times New Roman" w:hAnsi="Times New Roman"/>
+                <w:sz w:val="17"/>
+              </w:rPr>
+              <w:t>30.04.2026</w:t>
+            </w:r>
+          </w:p>
+        </w:tc>
+        <w:tc>
+          <w:tcPr>
+            <w:tcW w:type="dxa" w:w="1134"/>
+            <w:vAlign w:val="top"/>
+            <w:tcMar>
+              <w:top w:w="70" w:type="dxa"/>
+              <w:start w:w="70" w:type="dxa"/>
+              <w:bottom w:w="70" w:type="dxa"/>
+              <w:end w:w="70" w:type="dxa"/>
+            </w:tcMar>
+          </w:tcPr>
+          <w:p>
+            <w:r>
+              <w:rPr>
+                <w:rFonts w:ascii="Times New Roman" w:hAnsi="Times New Roman"/>
+                <w:sz w:val="17"/>
+              </w:rPr>
+              <w:t>180 Zeilen</w:t>
+            </w:r>
+          </w:p>
+        </w:tc>
+        <w:tc>
+          <w:tcPr>
+            <w:tcW w:type="dxa" w:w="1984"/>
+            <w:vAlign w:val="top"/>
+            <w:tcMar>
+              <w:top w:w="70" w:type="dxa"/>
+              <w:start w:w="70" w:type="dxa"/>
+              <w:bottom w:w="70" w:type="dxa"/>
+              <w:end w:w="70" w:type="dxa"/>
+            </w:tcMar>
+          </w:tcPr>
+          <w:p>
+            <w:r>
+              <w:rPr>
+                <w:rFonts w:ascii="Times New Roman" w:hAnsi="Times New Roman"/>
+                <w:sz w:val="17"/>
+              </w:rPr>
+              <w:t>NPL/Legal</w:t>
+            </w:r>
+          </w:p>
+        </w:tc>
+      </w:tr>
+      <w:tr>
+        <w:trPr>
+          <w:cantSplit/>
+        </w:trPr>
+        <w:tc>
+          <w:tcPr>
+            <w:tcW w:type="dxa" w:w="1247"/>
+            <w:vAlign w:val="top"/>
+            <w:tcMar>
+              <w:top w:w="70" w:type="dxa"/>
+              <w:start w:w="70" w:type="dxa"/>
+              <w:bottom w:w="70" w:type="dxa"/>
+              <w:end w:w="70" w:type="dxa"/>
+            </w:tcMar>
+          </w:tcPr>
+          <w:p>
+            <w:r>
+              <w:rPr>
+                <w:rFonts w:ascii="Times New Roman" w:hAnsi="Times New Roman"/>
+                <w:sz w:val="17"/>
+              </w:rPr>
+              <w:t>07.03.007</w:t>
+            </w:r>
+          </w:p>
+        </w:tc>
+        <w:tc>
+          <w:tcPr>
+            <w:tcW w:type="dxa" w:w="3742"/>
+            <w:vAlign w:val="top"/>
+            <w:tcMar>
+              <w:top w:w="70" w:type="dxa"/>
+              <w:start w:w="70" w:type="dxa"/>
+              <w:bottom w:w="70" w:type="dxa"/>
+              <w:end w:w="70" w:type="dxa"/>
+            </w:tcMar>
+          </w:tcPr>
+          <w:p>
+            <w:r>
+              <w:rPr>
+                <w:rFonts w:ascii="Times New Roman" w:hAnsi="Times New Roman"/>
+                <w:sz w:val="17"/>
+              </w:rPr>
+              <w:t>Servicing_Agreement_2019.pdf</w:t>
+            </w:r>
+          </w:p>
+        </w:tc>
+        <w:tc>
+          <w:tcPr>
+            <w:tcW w:type="dxa" w:w="1304"/>
+            <w:vAlign w:val="top"/>
+            <w:tcMar>
+              <w:top w:w="70" w:type="dxa"/>
+              <w:start w:w="70" w:type="dxa"/>
+              <w:bottom w:w="70" w:type="dxa"/>
+              <w:end w:w="70" w:type="dxa"/>
+            </w:tcMar>
+          </w:tcPr>
+          <w:p>
+            <w:r>
+              <w:rPr>
+                <w:rFonts w:ascii="Times New Roman" w:hAnsi="Times New Roman"/>
+                <w:sz w:val="17"/>
+              </w:rPr>
+              <w:t>18.06.2019</w:t>
+            </w:r>
+          </w:p>
+        </w:tc>
+        <w:tc>
+          <w:tcPr>
+            <w:tcW w:type="dxa" w:w="1134"/>
+            <w:vAlign w:val="top"/>
+            <w:tcMar>
+              <w:top w:w="70" w:type="dxa"/>
+              <w:start w:w="70" w:type="dxa"/>
+              <w:bottom w:w="70" w:type="dxa"/>
+              <w:end w:w="70" w:type="dxa"/>
+            </w:tcMar>
+          </w:tcPr>
+          <w:p>
+            <w:r>
+              <w:rPr>
+                <w:rFonts w:ascii="Times New Roman" w:hAnsi="Times New Roman"/>
+                <w:sz w:val="17"/>
+              </w:rPr>
+              <w:t>74</w:t>
+            </w:r>
+          </w:p>
+        </w:tc>
+        <w:tc>
+          <w:tcPr>
+            <w:tcW w:type="dxa" w:w="1984"/>
+            <w:vAlign w:val="top"/>
+            <w:tcMar>
+              <w:top w:w="70" w:type="dxa"/>
+              <w:start w:w="70" w:type="dxa"/>
+              <w:bottom w:w="70" w:type="dxa"/>
+              <w:end w:w="70" w:type="dxa"/>
+            </w:tcMar>
+          </w:tcPr>
+          <w:p>
+            <w:r>
+              <w:rPr>
+                <w:rFonts w:ascii="Times New Roman" w:hAnsi="Times New Roman"/>
+                <w:sz w:val="17"/>
+              </w:rPr>
+              <w:t>NPL/Legal</w:t>
+            </w:r>
+          </w:p>
+        </w:tc>
+      </w:tr>
+    </w:tbl>
+    <w:p/>
+    <w:p>
+      <w:pPr>
+        <w:pStyle w:val="Heading1"/>
+      </w:pPr>
+      <w:r>
+        <w:t>3. Offene Uploads laut Q&amp;A-Portal</w:t>
+      </w:r>
+    </w:p>
+    <w:p>
+      <w:r>
+        <w:t>Q&amp;A 117: Vollständige Change-of-Control-Korrespondenz zu den Tranchen B und D. Verantwortlich auf Verkäuferseite: Dr. Ines Kappel. Zieltermin 19. Mai 2026, 12:00 Uhr.</w:t>
+      </w:r>
+    </w:p>
+    <w:p>
+      <w:r>
+        <w:t>Q&amp;A 124: Einzelvertrag und Sicherheitenunterlagen zu den sechs größten notleidenden Kundenforderungen. Verantwortlich: Henning Völker, Credit Operations. Zieltermin 20. Mai 2026.</w:t>
+      </w:r>
+    </w:p>
+    <w:p>
+      <w:r>
+        <w:t>Q&amp;A 131: Bewertung der Managementbeteiligung und aktueller Entwurf des Participation Agreement. Verantwortlich: Lucia Brandt, HR. Zieltermin noch nicht bestätigt.</w:t>
       </w:r>
     </w:p>
     <w:p>
       <w:pPr>
-        <w:pStyle w:val="ListBullet"/>
+        <w:pStyle w:val="Heading1"/>
       </w:pPr>
       <w:r>
-        <w:t>Zahlstellenkorrespondenz</w:t>
+        <w:t>4. Exportvermerk</w:t>
       </w:r>
     </w:p>
     <w:p>
-      <w:pPr>
-        <w:pStyle w:val="ListBullet"/>
-      </w:pPr>
       <w:r>
-        <w:t>LMA Facility Agreement Altfinanzierung</w:t>
+        <w:t>Der Index bildet den technischen Stand des Datenraums zum oben genannten Zeitpunkt ab. Er bestätigt weder Vollständigkeit noch rechtliche Einordnung. Dateien mit späterem Upload erhalten eine neue Versionsnummer; lokale Umbenennungen sind im Q&amp;A-Portal zu dokumentieren.</w:t>
       </w:r>
     </w:p>
     <w:p>
-      <w:pPr>
-        <w:pStyle w:val="ListBullet"/>
-      </w:pPr>
       <w:r>
-        <w:t>Sicherheitenliste</w:t>
-      </w:r>
-    </w:p>
-    <w:p>
-      <w:pPr>
-        <w:pStyle w:val="ListNumber"/>
-      </w:pPr>
-      <w:r>
-        <w:t>Commercial</w:t>
-      </w:r>
-    </w:p>
-    <w:p>
-      <w:pPr>
-        <w:pStyle w:val="ListNumber"/>
-      </w:pPr>
-      <w:r>
-        <w:t>Legal/Regulatory</w:t>
-      </w:r>
-    </w:p>
-    <w:p>
-      <w:pPr>
-        <w:pStyle w:val="ListNumber"/>
-      </w:pPr>
-      <w:r>
-        <w:t>HR/Management</w:t>
-      </w:r>
-    </w:p>
-    <w:p>
-      <w:pPr>
-        <w:pStyle w:val="ListNumber"/>
-      </w:pPr>
-      <w:r>
-        <w:t>NPL/Kundenfinanzierung</w:t>
-      </w:r>
-    </w:p>
-    <w:p>
-      <w:pPr>
-        <w:pStyle w:val="ListBullet"/>
-      </w:pPr>
-      <w:r>
-        <w:t>Portfolio Tape</w:t>
-      </w:r>
-    </w:p>
-    <w:p>
-      <w:pPr>
-        <w:pStyle w:val="ListBullet"/>
-      </w:pPr>
-      <w:r>
-        <w:t>Servicing-Vertrag</w:t>
-      </w:r>
-    </w:p>
-    <w:p>
-      <w:pPr>
-        <w:pStyle w:val="ListBullet"/>
-      </w:pPr>
-      <w:r>
-        <w:t>Datenschutznotiz</w:t>
-      </w:r>
-    </w:p>
-    <w:p>
-      <w:pPr>
-        <w:pStyle w:val="ListNumber"/>
-      </w:pPr>
-      <w:r>
-        <w:t>Tax</w:t>
-      </w:r>
-    </w:p>
-    <w:p>
-      <w:pPr>
-        <w:pStyle w:val="ListNumber"/>
-      </w:pPr>
-      <w:r>
-        <w:t>ESG/Cyber</w:t>
+        <w:t>Miriam Kolb</w:t>
+        <w:br/>
+        <w:t>Transaction Services</w:t>
+        <w:br/>
+        <w:t>Rheintor Capital Partners GmbH</w:t>
       </w:r>
     </w:p>
     <w:sectPr>
+      <w:footerReference w:type="default" r:id="rId9"/>
       <w:pgSz w:w="11906" w:h="16838"/>
-      <w:pgMar w:top="1417" w:right="1417" w:bottom="1417" w:left="1417" w:header="720" w:footer="720" w:gutter="0"/>
+      <w:pgMar w:top="1020" w:right="1134" w:bottom="964" w:left="1247" w:header="720" w:footer="720" w:gutter="0"/>
       <w:cols w:space="720"/>
       <w:docGrid w:linePitch="360"/>
     </w:sectPr>
   </w:body>
 </w:document>
+</file>
+
+<file path=word/footer1.xml><?xml version="1.0" encoding="utf-8"?>
+<w:ftr xmlns:m="http://schemas.openxmlformats.org/officeDocument/2006/math" xmlns:mc="http://schemas.openxmlformats.org/markup-compatibility/2006" xmlns:mo="http://schemas.microsoft.com/office/mac/office/2008/main" xmlns:mv="urn:schemas-microsoft-com:mac:vml" xmlns:o="urn:schemas-microsoft-com:office:office" xmlns:r="http://schemas.openxmlformats.org/officeDocument/2006/relationships" xmlns:v="urn:schemas-microsoft-com:vml" xmlns:w10="urn:schemas-microsoft-com:office:word" xmlns:w14="http://schemas.microsoft.com/office/word/2010/wordml" xmlns:w="http://schemas.openxmlformats.org/wordprocessingml/2006/main" xmlns:wne="http://schemas.microsoft.com/office/word/2006/wordml" xmlns:wp14="http://schemas.microsoft.com/office/word/2010/wordprocessingDrawing" xmlns:wp="http://schemas.openxmlformats.org/drawingml/2006/wordprocessingDrawing" xmlns:wpc="http://schemas.microsoft.com/office/word/2010/wordprocessingCanvas" xmlns:wpg="http://schemas.microsoft.com/office/word/2010/wordprocessingGroup" xmlns:wpi="http://schemas.microsoft.com/office/word/2010/wordprocessingInk" xmlns:wps="http://schemas.microsoft.com/office/word/2010/wordprocessingShape" mc:Ignorable="w14 wp14">
+  <w:p>
+    <w:pPr>
+      <w:pStyle w:val="Footer"/>
+      <w:jc w:val="center"/>
+    </w:pPr>
+    <w:r>
+      <w:rPr>
+        <w:rFonts w:ascii="Times New Roman" w:hAnsi="Times New Roman"/>
+        <w:color w:val="5F5F5F"/>
+        <w:sz w:val="16"/>
+      </w:rPr>
+      <w:t xml:space="preserve">Projekt Nachtfalter | Datenraumexport 18. Mai 2026 | </w:t>
+    </w:r>
+    <w:r>
+      <w:rPr>
+        <w:rFonts w:ascii="Times New Roman" w:hAnsi="Times New Roman"/>
+        <w:color w:val="5F5F5F"/>
+        <w:sz w:val="16"/>
+      </w:rPr>
+      <w:t xml:space="preserve">Seite </w:t>
+    </w:r>
+    <w:r>
+      <w:rPr>
+        <w:rFonts w:ascii="Times New Roman" w:hAnsi="Times New Roman"/>
+        <w:color w:val="5F5F5F"/>
+        <w:sz w:val="16"/>
+      </w:rPr>
+      <w:fldChar w:fldCharType="begin"/>
+      <w:instrText xml:space="preserve"> PAGE </w:instrText>
+      <w:fldChar w:fldCharType="end"/>
+    </w:r>
+  </w:p>
+</w:ftr>
 </file>
 
 <file path=word/numbering.xml><?xml version="1.0" encoding="utf-8"?>
@@ -506,6 +2853,9 @@
     <w:name w:val="Normal"/>
     <w:qFormat/>
     <w:rsid w:val="00FC693F"/>
+    <w:pPr>
+      <w:spacing w:after="120" w:line="259" w:lineRule="auto"/>
+    </w:pPr>
     <w:rPr>
       <w:rFonts w:ascii="Times New Roman" w:hAnsi="Times New Roman"/>
       <w:sz w:val="22"/>
@@ -566,14 +2916,15 @@
     <w:pPr>
       <w:keepNext/>
       <w:keepLines/>
-      <w:spacing w:before="480" w:after="0"/>
+      <w:spacing w:before="180" w:after="80"/>
       <w:outlineLvl w:val="0"/>
     </w:pPr>
     <w:rPr>
       <w:rFonts w:asciiTheme="majorHAnsi" w:eastAsiaTheme="majorEastAsia" w:hAnsiTheme="majorHAnsi" w:cstheme="majorBidi" w:ascii="Times New Roman" w:hAnsi="Times New Roman"/>
       <w:b/>
       <w:bCs/>
-      <w:sz w:val="28"/>
+      <w:color w:val="23364D"/>
+      <w:sz w:val="26"/>
       <w:szCs w:val="28"/>
     </w:rPr>
   </w:style>
@@ -589,14 +2940,15 @@
     <w:pPr>
       <w:keepNext/>
       <w:keepLines/>
-      <w:spacing w:before="200" w:after="0"/>
+      <w:spacing w:before="180" w:after="80"/>
       <w:outlineLvl w:val="1"/>
     </w:pPr>
     <w:rPr>
       <w:rFonts w:asciiTheme="majorHAnsi" w:eastAsiaTheme="majorEastAsia" w:hAnsiTheme="majorHAnsi" w:cstheme="majorBidi" w:ascii="Times New Roman" w:hAnsi="Times New Roman"/>
       <w:b/>
       <w:bCs/>
-      <w:sz w:val="24"/>
+      <w:color w:val="23364D"/>
+      <w:sz w:val="23"/>
       <w:szCs w:val="26"/>
     </w:rPr>
   </w:style>
@@ -616,10 +2968,10 @@
       <w:outlineLvl w:val="2"/>
     </w:pPr>
     <w:rPr>
-      <w:rFonts w:asciiTheme="majorHAnsi" w:eastAsiaTheme="majorEastAsia" w:hAnsiTheme="majorHAnsi" w:cstheme="majorBidi" w:ascii="Times New Roman" w:hAnsi="Times New Roman"/>
+      <w:rFonts w:asciiTheme="majorHAnsi" w:eastAsiaTheme="majorEastAsia" w:hAnsiTheme="majorHAnsi" w:cstheme="majorBidi"/>
       <w:b/>
       <w:bCs/>
-      <w:sz w:val="22"/>
+      <w:color w:val="4F81BD" w:themeColor="accent1"/>
     </w:rPr>
   </w:style>
   <w:style w:type="paragraph" w:styleId="Heading4">
@@ -853,15 +3205,16 @@
       <w:pBdr>
         <w:bottom w:val="single" w:sz="8" w:space="4" w:color="4F81BD" w:themeColor="accent1"/>
       </w:pBdr>
-      <w:spacing w:after="300" w:line="240" w:lineRule="auto"/>
+      <w:spacing w:after="80" w:line="240" w:lineRule="auto" w:before="180"/>
       <w:contextualSpacing/>
     </w:pPr>
     <w:rPr>
-      <w:rFonts w:asciiTheme="majorHAnsi" w:eastAsiaTheme="majorEastAsia" w:hAnsiTheme="majorHAnsi" w:cstheme="majorBidi"/>
-      <w:color w:val="17365D" w:themeColor="text2" w:themeShade="BF"/>
+      <w:rFonts w:asciiTheme="majorHAnsi" w:eastAsiaTheme="majorEastAsia" w:hAnsiTheme="majorHAnsi" w:cstheme="majorBidi" w:ascii="Times New Roman" w:hAnsi="Times New Roman"/>
+      <w:b/>
+      <w:color w:val="23364D"/>
       <w:spacing w:val="5"/>
       <w:kern w:val="28"/>
-      <w:sz w:val="52"/>
+      <w:sz w:val="32"/>
       <w:szCs w:val="52"/>
     </w:rPr>
   </w:style>
